--- a/KSS　解析メモ.docx
+++ b/KSS　解析メモ.docx
@@ -10,13 +10,7 @@
         <w:t>モデル１</w:t>
       </w:r>
     </w:p>
-    <w:p>
-      <w:pPr>
-        <w:rPr>
-          <w:rFonts w:hint="eastAsia"/>
-        </w:rPr>
-      </w:pPr>
-    </w:p>
+    <w:p/>
     <w:p>
       <w:pPr>
         <w:widowControl/>
@@ -318,13 +312,7 @@
         <w:t>モデル２</w:t>
       </w:r>
     </w:p>
-    <w:p>
-      <w:pPr>
-        <w:rPr>
-          <w:rFonts w:hint="eastAsia"/>
-        </w:rPr>
-      </w:pPr>
-    </w:p>
+    <w:p/>
     <w:p>
       <w:proofErr w:type="spellStart"/>
       <w:proofErr w:type="gramStart"/>
@@ -529,11 +517,6 @@
       </w:r>
     </w:p>
     <w:p>
-      <w:pPr>
-        <w:rPr>
-          <w:rFonts w:hint="eastAsia"/>
-        </w:rPr>
-      </w:pPr>
       <w:r>
         <w:t>Call:</w:t>
       </w:r>
@@ -1015,10 +998,7 @@
         <w:t>Call:</w:t>
       </w:r>
       <w:r>
-        <w:t xml:space="preserve"> </w:t>
-      </w:r>
-      <w:r>
-        <w:t>symptoms _post</w:t>
+        <w:t xml:space="preserve"> symptoms _post</w:t>
       </w:r>
     </w:p>
     <w:p>
@@ -1894,7 +1874,7 @@
         <w:spacing w:line="270" w:lineRule="atLeast"/>
         <w:jc w:val="left"/>
         <w:rPr>
-          <w:rFonts w:ascii="Menlo" w:eastAsia="ＭＳ Ｐゴシック" w:hAnsi="Menlo" w:cs="Menlo" w:hint="eastAsia"/>
+          <w:rFonts w:ascii="Menlo" w:eastAsia="ＭＳ Ｐゴシック" w:hAnsi="Menlo" w:cs="Menlo"/>
           <w:color w:val="CCCCCC"/>
           <w:kern w:val="0"/>
           <w:sz w:val="18"/>
@@ -2223,6 +2203,22 @@
       <w:proofErr w:type="gramEnd"/>
     </w:p>
     <w:p>
+      <w:r>
+        <w:rPr>
+          <w:rFonts w:hint="eastAsia"/>
+        </w:rPr>
+        <w:t>出力</w:t>
+      </w:r>
+      <w:r>
+        <w:t>: TKA術前・術後データ_scored_regression_R.csv</w:t>
+      </w:r>
+    </w:p>
+    <w:p/>
+    <w:p/>
+    <w:p/>
+    <w:p/>
+    <w:p/>
+    <w:p>
       <w:pPr>
         <w:rPr>
           <w:rFonts w:hint="eastAsia"/>
@@ -2232,10 +2228,1075 @@
         <w:rPr>
           <w:rFonts w:hint="eastAsia"/>
         </w:rPr>
+        <w:lastRenderedPageBreak/>
+        <w:t>3</w:t>
+      </w:r>
+      <w:r>
+        <w:t>/24</w:t>
+      </w:r>
+      <w:r>
+        <w:rPr>
+          <w:rFonts w:hint="eastAsia"/>
+        </w:rPr>
+        <w:t xml:space="preserve">　</w:t>
+      </w:r>
+    </w:p>
+    <w:p/>
+    <w:p>
+      <w:pPr>
+        <w:rPr>
+          <w:rFonts w:hint="eastAsia"/>
+        </w:rPr>
+      </w:pPr>
+      <w:r>
+        <w:t>Call:</w:t>
+      </w:r>
+      <w:r>
+        <w:t xml:space="preserve"> </w:t>
+      </w:r>
+      <w:r>
+        <w:t>symptoms _post</w:t>
+      </w:r>
+    </w:p>
+    <w:p>
+      <w:proofErr w:type="spellStart"/>
+      <w:proofErr w:type="gramStart"/>
+      <w:r>
+        <w:t>lm</w:t>
+      </w:r>
+      <w:proofErr w:type="spellEnd"/>
+      <w:r>
+        <w:t>(</w:t>
+      </w:r>
+      <w:proofErr w:type="gramEnd"/>
+      <w:r>
+        <w:t xml:space="preserve">formula = </w:t>
+      </w:r>
+      <w:proofErr w:type="spellStart"/>
+      <w:r>
+        <w:t>fmla</w:t>
+      </w:r>
+      <w:proofErr w:type="spellEnd"/>
+      <w:r>
+        <w:t>, data = df2)</w:t>
+      </w:r>
+    </w:p>
+    <w:p/>
+    <w:p>
+      <w:r>
+        <w:t>Residuals:</w:t>
+      </w:r>
+    </w:p>
+    <w:p>
+      <w:r>
+        <w:t xml:space="preserve">     Min       1Q   Median       3Q      Max </w:t>
+      </w:r>
+    </w:p>
+    <w:p>
+      <w:r>
+        <w:t>-10.</w:t>
+      </w:r>
+      <w:proofErr w:type="gramStart"/>
+      <w:r>
+        <w:t>3892  -</w:t>
+      </w:r>
+      <w:proofErr w:type="gramEnd"/>
+      <w:r>
+        <w:t xml:space="preserve">2.2138   0.4166   2.0009   6.3031 </w:t>
+      </w:r>
+    </w:p>
+    <w:p/>
+    <w:p>
+      <w:r>
+        <w:t>Coefficients:</w:t>
+      </w:r>
+    </w:p>
+    <w:p>
+      <w:r>
+        <w:t xml:space="preserve">                        Estimate Std. Error t value </w:t>
+      </w:r>
+      <w:proofErr w:type="spellStart"/>
+      <w:r>
+        <w:t>Pr</w:t>
+      </w:r>
+      <w:proofErr w:type="spellEnd"/>
+      <w:r>
+        <w:t xml:space="preserve">(&gt;|t|)   </w:t>
+      </w:r>
+    </w:p>
+    <w:p>
+      <w:r>
+        <w:t>(</w:t>
+      </w:r>
+      <w:proofErr w:type="gramStart"/>
+      <w:r>
+        <w:t xml:space="preserve">Intercept)   </w:t>
+      </w:r>
+      <w:proofErr w:type="gramEnd"/>
+      <w:r>
+        <w:t xml:space="preserve">          5.469602  11.615363   0.471   0.6394   </w:t>
+      </w:r>
+    </w:p>
+    <w:p>
+      <w:r>
+        <w:t xml:space="preserve">`年齢（歳）`            0.057000   0.071153   0.801   0.4262   </w:t>
+      </w:r>
+    </w:p>
+    <w:p>
+      <w:r>
+        <w:t xml:space="preserve">BMI                    -0.004885   </w:t>
+      </w:r>
+      <w:proofErr w:type="gramStart"/>
+      <w:r>
+        <w:t>0.109360  -</w:t>
+      </w:r>
+      <w:proofErr w:type="gramEnd"/>
+      <w:r>
+        <w:t xml:space="preserve">0.045   0.9645   </w:t>
+      </w:r>
+    </w:p>
+    <w:p>
+      <w:r>
+        <w:t xml:space="preserve">sex                     0.212426   1.250200   0.170   0.8656   </w:t>
+      </w:r>
+    </w:p>
+    <w:p>
+      <w:r>
+        <w:t>`</w:t>
+      </w:r>
+      <w:proofErr w:type="spellStart"/>
+      <w:r>
+        <w:t>affected_post%weight</w:t>
+      </w:r>
+      <w:proofErr w:type="spellEnd"/>
+      <w:proofErr w:type="gramStart"/>
+      <w:r>
+        <w:t>`  0.217329</w:t>
+      </w:r>
+      <w:proofErr w:type="gramEnd"/>
+      <w:r>
+        <w:t xml:space="preserve">   5.811933   0.037   0.9703   </w:t>
+      </w:r>
+    </w:p>
+    <w:p>
+      <w:proofErr w:type="spellStart"/>
+      <w:r>
+        <w:t>PCS_sum_pre</w:t>
+      </w:r>
+      <w:proofErr w:type="spellEnd"/>
+      <w:r>
+        <w:t xml:space="preserve">            -0.064936   </w:t>
+      </w:r>
+      <w:proofErr w:type="gramStart"/>
+      <w:r>
+        <w:t>0.037610  -</w:t>
+      </w:r>
+      <w:proofErr w:type="gramEnd"/>
+      <w:r>
+        <w:t xml:space="preserve">1.727   0.0893 . </w:t>
+      </w:r>
+    </w:p>
+    <w:p>
+      <w:proofErr w:type="spellStart"/>
+      <w:r>
+        <w:t>TUG_post</w:t>
+      </w:r>
+      <w:proofErr w:type="spellEnd"/>
+      <w:r>
+        <w:t xml:space="preserve">               -0.275521   </w:t>
+      </w:r>
+      <w:proofErr w:type="gramStart"/>
+      <w:r>
+        <w:t>0.091536  -</w:t>
+      </w:r>
+      <w:proofErr w:type="gramEnd"/>
+      <w:r>
+        <w:t>3.010   0.0038 **</w:t>
+      </w:r>
+    </w:p>
+    <w:p>
+      <w:proofErr w:type="spellStart"/>
+      <w:r>
+        <w:t>ROM_flex_post</w:t>
+      </w:r>
+      <w:proofErr w:type="spellEnd"/>
+      <w:r>
+        <w:t xml:space="preserve">           0.122459   0.064949   1.885   </w:t>
+      </w:r>
+      <w:proofErr w:type="gramStart"/>
+      <w:r>
+        <w:t>0.0641 .</w:t>
+      </w:r>
+      <w:proofErr w:type="gramEnd"/>
+      <w:r>
+        <w:t xml:space="preserve"> </w:t>
+      </w:r>
+    </w:p>
+    <w:p>
+      <w:r>
+        <w:t>---</w:t>
+      </w:r>
+    </w:p>
+    <w:p>
+      <w:proofErr w:type="spellStart"/>
+      <w:r>
+        <w:t>Signif</w:t>
+      </w:r>
+      <w:proofErr w:type="spellEnd"/>
+      <w:r>
+        <w:t xml:space="preserve">. codes:  0 ‘***’ 0.001 ‘**’ 0.01 ‘*’ 0.05 ‘.’ 0.1 </w:t>
+      </w:r>
+      <w:proofErr w:type="gramStart"/>
+      <w:r>
+        <w:t>‘ ’</w:t>
+      </w:r>
+      <w:proofErr w:type="gramEnd"/>
+      <w:r>
+        <w:t xml:space="preserve"> 1</w:t>
+      </w:r>
+    </w:p>
+    <w:p/>
+    <w:p>
+      <w:r>
+        <w:t>Residual standard error: 3.207 on 61 degrees of freedom</w:t>
+      </w:r>
+    </w:p>
+    <w:p>
+      <w:r>
+        <w:t xml:space="preserve">Multiple R-squared:  0.2927,    Adjusted R-squared:  0.2115 </w:t>
+      </w:r>
+    </w:p>
+    <w:p>
+      <w:r>
+        <w:t xml:space="preserve">F-statistic: 3.606 on 7 and 61 </w:t>
+      </w:r>
+      <w:proofErr w:type="gramStart"/>
+      <w:r>
+        <w:t>DF,  p</w:t>
+      </w:r>
+      <w:proofErr w:type="gramEnd"/>
+      <w:r>
+        <w:t>-value: 0.002589</w:t>
+      </w:r>
+    </w:p>
+    <w:p/>
+    <w:p>
+      <w:r>
+        <w:t xml:space="preserve">                               2.5 %      97.5 %</w:t>
+      </w:r>
+    </w:p>
+    <w:p>
+      <w:r>
+        <w:t>(</w:t>
+      </w:r>
+      <w:proofErr w:type="gramStart"/>
+      <w:r>
+        <w:t xml:space="preserve">Intercept)   </w:t>
+      </w:r>
+      <w:proofErr w:type="gramEnd"/>
+      <w:r>
+        <w:t xml:space="preserve">         -17.756751892 28.69595542</w:t>
+      </w:r>
+    </w:p>
+    <w:p>
+      <w:r>
+        <w:t>`年齢（歳）`            -0.085279041  0.19927897</w:t>
+      </w:r>
+    </w:p>
+    <w:p>
+      <w:r>
+        <w:t>BMI                     -0.</w:t>
+      </w:r>
+      <w:proofErr w:type="gramStart"/>
+      <w:r>
+        <w:t>223563208  0.21379305</w:t>
+      </w:r>
+      <w:proofErr w:type="gramEnd"/>
+    </w:p>
+    <w:p>
+      <w:r>
+        <w:t>sex                     -2.</w:t>
+      </w:r>
+      <w:proofErr w:type="gramStart"/>
+      <w:r>
+        <w:t>287502631  2.71235519</w:t>
+      </w:r>
+      <w:proofErr w:type="gramEnd"/>
+    </w:p>
+    <w:p>
+      <w:r>
+        <w:t>`</w:t>
+      </w:r>
+      <w:proofErr w:type="spellStart"/>
+      <w:r>
+        <w:t>affected_post%weight</w:t>
+      </w:r>
+      <w:proofErr w:type="spellEnd"/>
+      <w:r>
+        <w:t>` -11.404348618 11.83900629</w:t>
+      </w:r>
+    </w:p>
+    <w:p>
+      <w:proofErr w:type="spellStart"/>
+      <w:r>
+        <w:t>PCS_sum_pre</w:t>
+      </w:r>
+      <w:proofErr w:type="spellEnd"/>
+      <w:r>
+        <w:t xml:space="preserve">             -0.</w:t>
+      </w:r>
+      <w:proofErr w:type="gramStart"/>
+      <w:r>
+        <w:t>140141994  0.01027030</w:t>
+      </w:r>
+      <w:proofErr w:type="gramEnd"/>
+    </w:p>
+    <w:p>
+      <w:proofErr w:type="spellStart"/>
+      <w:r>
+        <w:t>TUG_post</w:t>
+      </w:r>
+      <w:proofErr w:type="spellEnd"/>
+      <w:r>
+        <w:t xml:space="preserve">                -0.458558982 -0.09248334</w:t>
+      </w:r>
+    </w:p>
+    <w:p>
+      <w:proofErr w:type="spellStart"/>
+      <w:r>
+        <w:t>ROM_flex_post</w:t>
+      </w:r>
+      <w:proofErr w:type="spellEnd"/>
+      <w:r>
+        <w:t xml:space="preserve">           -0.</w:t>
+      </w:r>
+      <w:proofErr w:type="gramStart"/>
+      <w:r>
+        <w:t>007414405  0.25233236</w:t>
+      </w:r>
+      <w:proofErr w:type="gramEnd"/>
+    </w:p>
+    <w:p>
+      <w:r>
+        <w:rPr>
+          <w:rFonts w:hint="eastAsia"/>
+        </w:rPr>
         <w:t>出力</w:t>
       </w:r>
       <w:r>
-        <w:t>: TKA術前・術後データ_scored_regression_R.csv</w:t>
+        <w:t xml:space="preserve">: TKA術前・術後データ_scored_regression_R2.csv            </w:t>
+      </w:r>
+    </w:p>
+    <w:p>
+      <w:r>
+        <w:lastRenderedPageBreak/>
+        <w:t>3/24</w:t>
+      </w:r>
+    </w:p>
+    <w:p>
+      <w:r>
+        <w:t>Call:</w:t>
+      </w:r>
+      <w:r>
+        <w:t xml:space="preserve"> </w:t>
+      </w:r>
+      <w:proofErr w:type="spellStart"/>
+      <w:r>
+        <w:t>satisfaction_post</w:t>
+      </w:r>
+      <w:proofErr w:type="spellEnd"/>
+    </w:p>
+    <w:p>
+      <w:proofErr w:type="spellStart"/>
+      <w:proofErr w:type="gramStart"/>
+      <w:r>
+        <w:t>lm</w:t>
+      </w:r>
+      <w:proofErr w:type="spellEnd"/>
+      <w:r>
+        <w:t>(</w:t>
+      </w:r>
+      <w:proofErr w:type="gramEnd"/>
+      <w:r>
+        <w:t xml:space="preserve">formula = </w:t>
+      </w:r>
+      <w:proofErr w:type="spellStart"/>
+      <w:r>
+        <w:t>fmla</w:t>
+      </w:r>
+      <w:proofErr w:type="spellEnd"/>
+      <w:r>
+        <w:t>, data = df2)</w:t>
+      </w:r>
+    </w:p>
+    <w:p/>
+    <w:p>
+      <w:r>
+        <w:t>Residuals:</w:t>
+      </w:r>
+    </w:p>
+    <w:p>
+      <w:r>
+        <w:t xml:space="preserve">     Min       1Q   Median       3Q      Max </w:t>
+      </w:r>
+    </w:p>
+    <w:p>
+      <w:r>
+        <w:t>-13.</w:t>
+      </w:r>
+      <w:proofErr w:type="gramStart"/>
+      <w:r>
+        <w:t>8165  -</w:t>
+      </w:r>
+      <w:proofErr w:type="gramEnd"/>
+      <w:r>
+        <w:t xml:space="preserve">4.4111   0.2944   4.1047  12.2811 </w:t>
+      </w:r>
+    </w:p>
+    <w:p/>
+    <w:p>
+      <w:r>
+        <w:t>Coefficients:</w:t>
+      </w:r>
+    </w:p>
+    <w:p>
+      <w:r>
+        <w:t xml:space="preserve">                        Estimate Std. Error t value </w:t>
+      </w:r>
+      <w:proofErr w:type="spellStart"/>
+      <w:r>
+        <w:t>Pr</w:t>
+      </w:r>
+      <w:proofErr w:type="spellEnd"/>
+      <w:r>
+        <w:t xml:space="preserve">(&gt;|t|)    </w:t>
+      </w:r>
+    </w:p>
+    <w:p>
+      <w:r>
+        <w:t>(</w:t>
+      </w:r>
+      <w:proofErr w:type="gramStart"/>
+      <w:r>
+        <w:t xml:space="preserve">Intercept)   </w:t>
+      </w:r>
+      <w:proofErr w:type="gramEnd"/>
+      <w:r>
+        <w:t xml:space="preserve">         -18.71422   23.67257  -0.791 0.432273    </w:t>
+      </w:r>
+    </w:p>
+    <w:p>
+      <w:r>
+        <w:t xml:space="preserve">`年齢（歳）`             0.37513    0.14501   2.587 0.012086 *  </w:t>
+      </w:r>
+    </w:p>
+    <w:p>
+      <w:r>
+        <w:t xml:space="preserve">BMI                      0.08528    0.22288   0.383 0.703335    </w:t>
+      </w:r>
+    </w:p>
+    <w:p>
+      <w:r>
+        <w:t xml:space="preserve">sex                     -3.27181    </w:t>
+      </w:r>
+      <w:proofErr w:type="gramStart"/>
+      <w:r>
+        <w:t>2.54796  -</w:t>
+      </w:r>
+      <w:proofErr w:type="gramEnd"/>
+      <w:r>
+        <w:t xml:space="preserve">1.284 0.203965    </w:t>
+      </w:r>
+    </w:p>
+    <w:p>
+      <w:r>
+        <w:t>`</w:t>
+      </w:r>
+      <w:proofErr w:type="spellStart"/>
+      <w:r>
+        <w:t>affected_post%weight</w:t>
+      </w:r>
+      <w:proofErr w:type="spellEnd"/>
+      <w:r>
+        <w:t xml:space="preserve">` -12.46043   </w:t>
+      </w:r>
+      <w:proofErr w:type="gramStart"/>
+      <w:r>
+        <w:t>11.84495  -</w:t>
+      </w:r>
+      <w:proofErr w:type="gramEnd"/>
+      <w:r>
+        <w:t xml:space="preserve">1.052 0.296967    </w:t>
+      </w:r>
+    </w:p>
+    <w:p>
+      <w:proofErr w:type="spellStart"/>
+      <w:r>
+        <w:t>PCS_sum_pre</w:t>
+      </w:r>
+      <w:proofErr w:type="spellEnd"/>
+      <w:r>
+        <w:t xml:space="preserve">              0.01528    0.07665   0.199 0.842657    </w:t>
+      </w:r>
+    </w:p>
+    <w:p>
+      <w:proofErr w:type="spellStart"/>
+      <w:r>
+        <w:t>TUG_post</w:t>
+      </w:r>
+      <w:proofErr w:type="spellEnd"/>
+      <w:r>
+        <w:t xml:space="preserve">                -0.69430    </w:t>
+      </w:r>
+      <w:proofErr w:type="gramStart"/>
+      <w:r>
+        <w:t>0.18655  -</w:t>
+      </w:r>
+      <w:proofErr w:type="gramEnd"/>
+      <w:r>
+        <w:t>3.722 0.000433 ***</w:t>
+      </w:r>
+    </w:p>
+    <w:p>
+      <w:proofErr w:type="spellStart"/>
+      <w:r>
+        <w:t>ROM_flex_post</w:t>
+      </w:r>
+      <w:proofErr w:type="spellEnd"/>
+      <w:r>
+        <w:t xml:space="preserve">            0.22582    0.13237   1.706 0.</w:t>
+      </w:r>
+      <w:proofErr w:type="gramStart"/>
+      <w:r>
+        <w:t>093102 .</w:t>
+      </w:r>
+      <w:proofErr w:type="gramEnd"/>
+      <w:r>
+        <w:t xml:space="preserve">  </w:t>
+      </w:r>
+    </w:p>
+    <w:p>
+      <w:r>
+        <w:t>---</w:t>
+      </w:r>
+    </w:p>
+    <w:p>
+      <w:proofErr w:type="spellStart"/>
+      <w:r>
+        <w:t>Signif</w:t>
+      </w:r>
+      <w:proofErr w:type="spellEnd"/>
+      <w:r>
+        <w:t xml:space="preserve">. codes:  0 ‘***’ 0.001 ‘**’ 0.01 ‘*’ 0.05 ‘.’ 0.1 </w:t>
+      </w:r>
+      <w:proofErr w:type="gramStart"/>
+      <w:r>
+        <w:t>‘ ’</w:t>
+      </w:r>
+      <w:proofErr w:type="gramEnd"/>
+      <w:r>
+        <w:t xml:space="preserve"> 1</w:t>
+      </w:r>
+    </w:p>
+    <w:p/>
+    <w:p>
+      <w:r>
+        <w:t>Residual standard error: 6.535 on 61 degrees of freedom</w:t>
+      </w:r>
+    </w:p>
+    <w:p>
+      <w:r>
+        <w:t xml:space="preserve">Multiple R-squared:  0.2836,    Adjusted R-squared:  0.2014 </w:t>
+      </w:r>
+    </w:p>
+    <w:p>
+      <w:r>
+        <w:t xml:space="preserve">F-statistic:  3.45 on 7 and 61 </w:t>
+      </w:r>
+      <w:proofErr w:type="gramStart"/>
+      <w:r>
+        <w:t>DF,  p</w:t>
+      </w:r>
+      <w:proofErr w:type="gramEnd"/>
+      <w:r>
+        <w:t>-value: 0.003557</w:t>
+      </w:r>
+    </w:p>
+    <w:p/>
+    <w:p>
+      <w:r>
+        <w:t xml:space="preserve">                              2.5 %     97.5 %</w:t>
+      </w:r>
+    </w:p>
+    <w:p>
+      <w:r>
+        <w:t>(</w:t>
+      </w:r>
+      <w:proofErr w:type="gramStart"/>
+      <w:r>
+        <w:t xml:space="preserve">Intercept)   </w:t>
+      </w:r>
+      <w:proofErr w:type="gramEnd"/>
+      <w:r>
+        <w:t xml:space="preserve">         -66.05044798 28.6220064</w:t>
+      </w:r>
+    </w:p>
+    <w:p>
+      <w:r>
+        <w:t>`年齢（歳）`             0.08515701  0.6650975</w:t>
+      </w:r>
+    </w:p>
+    <w:p>
+      <w:r>
+        <w:t>BMI                     -0.</w:t>
+      </w:r>
+      <w:proofErr w:type="gramStart"/>
+      <w:r>
+        <w:t>36039762  0.5309517</w:t>
+      </w:r>
+      <w:proofErr w:type="gramEnd"/>
+    </w:p>
+    <w:p>
+      <w:r>
+        <w:t>sex                     -8.</w:t>
+      </w:r>
+      <w:proofErr w:type="gramStart"/>
+      <w:r>
+        <w:t>36676584  1.8231421</w:t>
+      </w:r>
+      <w:proofErr w:type="gramEnd"/>
+    </w:p>
+    <w:p>
+      <w:r>
+        <w:t>`</w:t>
+      </w:r>
+      <w:proofErr w:type="spellStart"/>
+      <w:r>
+        <w:t>affected_post%weight</w:t>
+      </w:r>
+      <w:proofErr w:type="spellEnd"/>
+      <w:r>
+        <w:t>` -36.14587190 11.2250045</w:t>
+      </w:r>
+    </w:p>
+    <w:p>
+      <w:proofErr w:type="spellStart"/>
+      <w:r>
+        <w:t>PCS_sum_pre</w:t>
+      </w:r>
+      <w:proofErr w:type="spellEnd"/>
+      <w:r>
+        <w:t xml:space="preserve">             -0.</w:t>
+      </w:r>
+      <w:proofErr w:type="gramStart"/>
+      <w:r>
+        <w:t>13799322  0.1685530</w:t>
+      </w:r>
+      <w:proofErr w:type="gramEnd"/>
+    </w:p>
+    <w:p>
+      <w:proofErr w:type="spellStart"/>
+      <w:r>
+        <w:t>TUG_post</w:t>
+      </w:r>
+      <w:proofErr w:type="spellEnd"/>
+      <w:r>
+        <w:t xml:space="preserve">                -1.06733924 -0.3212626</w:t>
+      </w:r>
+    </w:p>
+    <w:p>
+      <w:proofErr w:type="spellStart"/>
+      <w:r>
+        <w:t>ROM_flex_post</w:t>
+      </w:r>
+      <w:proofErr w:type="spellEnd"/>
+      <w:r>
+        <w:t xml:space="preserve">           -0.</w:t>
+      </w:r>
+      <w:proofErr w:type="gramStart"/>
+      <w:r>
+        <w:t>03887146  0.4905027</w:t>
+      </w:r>
+      <w:proofErr w:type="gramEnd"/>
+    </w:p>
+    <w:p/>
+    <w:p/>
+    <w:p>
+      <w:r>
+        <w:rPr>
+          <w:rFonts w:hint="eastAsia"/>
+        </w:rPr>
+        <w:lastRenderedPageBreak/>
+        <w:t>3</w:t>
+      </w:r>
+      <w:r>
+        <w:t>/24</w:t>
+      </w:r>
+    </w:p>
+    <w:p>
+      <w:pPr>
+        <w:rPr>
+          <w:rFonts w:hint="eastAsia"/>
+        </w:rPr>
+      </w:pPr>
+      <w:proofErr w:type="spellStart"/>
+      <w:proofErr w:type="gramStart"/>
+      <w:r>
+        <w:t>Call:</w:t>
+      </w:r>
+      <w:r>
+        <w:t>activity</w:t>
+      </w:r>
+      <w:proofErr w:type="gramEnd"/>
+      <w:r>
+        <w:t>_post</w:t>
+      </w:r>
+      <w:proofErr w:type="spellEnd"/>
+    </w:p>
+    <w:p>
+      <w:proofErr w:type="spellStart"/>
+      <w:proofErr w:type="gramStart"/>
+      <w:r>
+        <w:t>lm</w:t>
+      </w:r>
+      <w:proofErr w:type="spellEnd"/>
+      <w:r>
+        <w:t>(</w:t>
+      </w:r>
+      <w:proofErr w:type="gramEnd"/>
+      <w:r>
+        <w:t xml:space="preserve">formula = </w:t>
+      </w:r>
+      <w:proofErr w:type="spellStart"/>
+      <w:r>
+        <w:t>fmla</w:t>
+      </w:r>
+      <w:proofErr w:type="spellEnd"/>
+      <w:r>
+        <w:t>, data = df2)</w:t>
+      </w:r>
+    </w:p>
+    <w:p/>
+    <w:p>
+      <w:r>
+        <w:t>Residuals:</w:t>
+      </w:r>
+    </w:p>
+    <w:p>
+      <w:r>
+        <w:t xml:space="preserve">    Min      1</w:t>
+      </w:r>
+      <w:proofErr w:type="gramStart"/>
+      <w:r>
+        <w:t>Q  Median</w:t>
+      </w:r>
+      <w:proofErr w:type="gramEnd"/>
+      <w:r>
+        <w:t xml:space="preserve">      3Q     Max </w:t>
+      </w:r>
+    </w:p>
+    <w:p>
+      <w:r>
+        <w:t>-30.</w:t>
+      </w:r>
+      <w:proofErr w:type="gramStart"/>
+      <w:r>
+        <w:t>021  -</w:t>
+      </w:r>
+      <w:proofErr w:type="gramEnd"/>
+      <w:r>
+        <w:t xml:space="preserve">6.806   1.196   9.280  27.633 </w:t>
+      </w:r>
+    </w:p>
+    <w:p/>
+    <w:p>
+      <w:r>
+        <w:t>Coefficients:</w:t>
+      </w:r>
+    </w:p>
+    <w:p>
+      <w:r>
+        <w:t xml:space="preserve">                       Estimate Std. Error t value </w:t>
+      </w:r>
+      <w:proofErr w:type="spellStart"/>
+      <w:r>
+        <w:t>Pr</w:t>
+      </w:r>
+      <w:proofErr w:type="spellEnd"/>
+      <w:r>
+        <w:t xml:space="preserve">(&gt;|t|)    </w:t>
+      </w:r>
+    </w:p>
+    <w:p>
+      <w:r>
+        <w:t>(</w:t>
+      </w:r>
+      <w:proofErr w:type="gramStart"/>
+      <w:r>
+        <w:t xml:space="preserve">Intercept)   </w:t>
+      </w:r>
+      <w:proofErr w:type="gramEnd"/>
+      <w:r>
+        <w:t xml:space="preserve">         106.9756    46.6460   2.293 0.025288 *  </w:t>
+      </w:r>
+    </w:p>
+    <w:p>
+      <w:r>
+        <w:t xml:space="preserve">`年齢（歳）`            -0.2707     0.2857  -0.947 0.347213    </w:t>
+      </w:r>
+    </w:p>
+    <w:p>
+      <w:r>
+        <w:t xml:space="preserve">BMI                     -0.7549     </w:t>
+      </w:r>
+      <w:proofErr w:type="gramStart"/>
+      <w:r>
+        <w:t>0.4392  -</w:t>
+      </w:r>
+      <w:proofErr w:type="gramEnd"/>
+      <w:r>
+        <w:t xml:space="preserve">1.719 0.090718 .  </w:t>
+      </w:r>
+    </w:p>
+    <w:p>
+      <w:r>
+        <w:t xml:space="preserve">sex                     -5.5552     </w:t>
+      </w:r>
+      <w:proofErr w:type="gramStart"/>
+      <w:r>
+        <w:t>5.0207  -</w:t>
+      </w:r>
+      <w:proofErr w:type="gramEnd"/>
+      <w:r>
+        <w:t xml:space="preserve">1.106 0.272873    </w:t>
+      </w:r>
+    </w:p>
+    <w:p>
+      <w:r>
+        <w:t>`</w:t>
+      </w:r>
+      <w:proofErr w:type="spellStart"/>
+      <w:r>
+        <w:t>affected_post%weight</w:t>
+      </w:r>
+      <w:proofErr w:type="spellEnd"/>
+      <w:proofErr w:type="gramStart"/>
+      <w:r>
+        <w:t>`  22.4521</w:t>
+      </w:r>
+      <w:proofErr w:type="gramEnd"/>
+      <w:r>
+        <w:t xml:space="preserve">    23.3401   0.962 0.339871    </w:t>
+      </w:r>
+    </w:p>
+    <w:p>
+      <w:proofErr w:type="spellStart"/>
+      <w:r>
+        <w:t>PCS_sum_pre</w:t>
+      </w:r>
+      <w:proofErr w:type="spellEnd"/>
+      <w:r>
+        <w:t xml:space="preserve">             -0.2913     </w:t>
+      </w:r>
+      <w:proofErr w:type="gramStart"/>
+      <w:r>
+        <w:t>0.1510  -</w:t>
+      </w:r>
+      <w:proofErr w:type="gramEnd"/>
+      <w:r>
+        <w:t xml:space="preserve">1.929 0.058401 .  </w:t>
+      </w:r>
+    </w:p>
+    <w:p>
+      <w:proofErr w:type="spellStart"/>
+      <w:r>
+        <w:t>TUG_post</w:t>
+      </w:r>
+      <w:proofErr w:type="spellEnd"/>
+      <w:r>
+        <w:t xml:space="preserve">                -1.3765     </w:t>
+      </w:r>
+      <w:proofErr w:type="gramStart"/>
+      <w:r>
+        <w:t>0.3676  -</w:t>
+      </w:r>
+      <w:proofErr w:type="gramEnd"/>
+      <w:r>
+        <w:t>3.744 0.000403 ***</w:t>
+      </w:r>
+    </w:p>
+    <w:p>
+      <w:proofErr w:type="spellStart"/>
+      <w:r>
+        <w:t>ROM_flex_post</w:t>
+      </w:r>
+      <w:proofErr w:type="spellEnd"/>
+      <w:r>
+        <w:t xml:space="preserve">            0.1497     0.2608   0.574 0.567994    </w:t>
+      </w:r>
+    </w:p>
+    <w:p>
+      <w:r>
+        <w:t>---</w:t>
+      </w:r>
+    </w:p>
+    <w:p>
+      <w:proofErr w:type="spellStart"/>
+      <w:r>
+        <w:t>Signif</w:t>
+      </w:r>
+      <w:proofErr w:type="spellEnd"/>
+      <w:r>
+        <w:t xml:space="preserve">. codes:  0 ‘***’ 0.001 ‘**’ 0.01 ‘*’ 0.05 ‘.’ 0.1 </w:t>
+      </w:r>
+      <w:proofErr w:type="gramStart"/>
+      <w:r>
+        <w:t>‘ ’</w:t>
+      </w:r>
+      <w:proofErr w:type="gramEnd"/>
+      <w:r>
+        <w:t xml:space="preserve"> 1</w:t>
+      </w:r>
+    </w:p>
+    <w:p/>
+    <w:p>
+      <w:r>
+        <w:t>Residual standard error: 12.88 on 61 degrees of freedom</w:t>
+      </w:r>
+    </w:p>
+    <w:p>
+      <w:r>
+        <w:t xml:space="preserve">Multiple R-squared:  0.3711,    Adjusted R-squared:  0.2989 </w:t>
+      </w:r>
+    </w:p>
+    <w:p>
+      <w:r>
+        <w:t xml:space="preserve">F-statistic: 5.142 on 7 and 61 </w:t>
+      </w:r>
+      <w:proofErr w:type="gramStart"/>
+      <w:r>
+        <w:t>DF,  p</w:t>
+      </w:r>
+      <w:proofErr w:type="gramEnd"/>
+      <w:r>
+        <w:t>-value: 0.0001229</w:t>
+      </w:r>
+    </w:p>
+    <w:p/>
+    <w:p>
+      <w:r>
+        <w:t xml:space="preserve">                             2.5 %       97.5 %</w:t>
+      </w:r>
+    </w:p>
+    <w:p>
+      <w:r>
+        <w:t>(</w:t>
+      </w:r>
+      <w:proofErr w:type="gramStart"/>
+      <w:r>
+        <w:t xml:space="preserve">Intercept)   </w:t>
+      </w:r>
+      <w:proofErr w:type="gramEnd"/>
+      <w:r>
+        <w:t xml:space="preserve">          13.7011266 200.25003196</w:t>
+      </w:r>
+    </w:p>
+    <w:p>
+      <w:r>
+        <w:t>`年齢（歳）`            -0.8420662   0.30068718</w:t>
+      </w:r>
+    </w:p>
+    <w:p>
+      <w:r>
+        <w:t>BMI                     -1.6330526   0.12332150</w:t>
+      </w:r>
+    </w:p>
+    <w:p>
+      <w:r>
+        <w:t>sex                    -15.5945882   4.48428461</w:t>
+      </w:r>
+    </w:p>
+    <w:p>
+      <w:r>
+        <w:t>`</w:t>
+      </w:r>
+      <w:proofErr w:type="spellStart"/>
+      <w:r>
+        <w:t>affected_post%weight</w:t>
+      </w:r>
+      <w:proofErr w:type="spellEnd"/>
+      <w:r>
+        <w:t>` -24.</w:t>
+      </w:r>
+      <w:proofErr w:type="gramStart"/>
+      <w:r>
+        <w:t>2193094  69.12341838</w:t>
+      </w:r>
+      <w:proofErr w:type="gramEnd"/>
+    </w:p>
+    <w:p>
+      <w:proofErr w:type="spellStart"/>
+      <w:r>
+        <w:t>PCS_sum_</w:t>
+      </w:r>
+      <w:proofErr w:type="gramStart"/>
+      <w:r>
+        <w:t>pre</w:t>
+      </w:r>
+      <w:proofErr w:type="spellEnd"/>
+      <w:r>
+        <w:t xml:space="preserve">             -0.5933557</w:t>
+      </w:r>
+      <w:proofErr w:type="gramEnd"/>
+      <w:r>
+        <w:t xml:space="preserve">   0.01068332</w:t>
+      </w:r>
+    </w:p>
+    <w:p>
+      <w:proofErr w:type="spellStart"/>
+      <w:r>
+        <w:t>TUG_post</w:t>
+      </w:r>
+      <w:proofErr w:type="spellEnd"/>
+      <w:r>
+        <w:t xml:space="preserve">                -2.</w:t>
+      </w:r>
+      <w:proofErr w:type="gramStart"/>
+      <w:r>
+        <w:t>1115139  -</w:t>
+      </w:r>
+      <w:proofErr w:type="gramEnd"/>
+      <w:r>
+        <w:t>0.64139481</w:t>
+      </w:r>
+    </w:p>
+    <w:p>
+      <w:proofErr w:type="spellStart"/>
+      <w:r>
+        <w:t>ROM_flex_post</w:t>
+      </w:r>
+      <w:proofErr w:type="spellEnd"/>
+      <w:r>
+        <w:t xml:space="preserve">           -0.3718091   0.67130498</w:t>
+      </w:r>
+    </w:p>
+    <w:p>
+      <w:pPr>
+        <w:rPr>
+          <w:rFonts w:hint="eastAsia"/>
+        </w:rPr>
+      </w:pPr>
+      <w:r>
+        <w:rPr>
+          <w:rFonts w:hint="eastAsia"/>
+        </w:rPr>
+        <w:t>出力</w:t>
+      </w:r>
+      <w:r>
+        <w:t xml:space="preserve">: TKA術前・術後データ_scored_regression_R2.csv     </w:t>
+      </w:r>
+      <w:r>
+        <w:t xml:space="preserve">                </w:t>
       </w:r>
     </w:p>
     <w:sectPr>

--- a/KSS　解析メモ.docx
+++ b/KSS　解析メモ.docx
@@ -2240,6 +2240,21 @@
         </w:rPr>
         <w:t xml:space="preserve">　</w:t>
       </w:r>
+      <w:r>
+        <w:rPr>
+          <w:rFonts w:hint="eastAsia"/>
+        </w:rPr>
+        <w:t>T</w:t>
+      </w:r>
+      <w:r>
+        <w:t>UG</w:t>
+      </w:r>
+      <w:r>
+        <w:rPr>
+          <w:rFonts w:hint="eastAsia"/>
+        </w:rPr>
+        <w:t>あり</w:t>
+      </w:r>
     </w:p>
     <w:p/>
     <w:p>
@@ -2588,10 +2603,21 @@
       </w:r>
     </w:p>
     <w:p>
+      <w:pPr>
+        <w:rPr>
+          <w:rFonts w:hint="eastAsia"/>
+        </w:rPr>
+      </w:pPr>
       <w:r>
         <w:lastRenderedPageBreak/>
         <w:t>3/24</w:t>
       </w:r>
+      <w:r>
+        <w:rPr>
+          <w:rFonts w:hint="eastAsia"/>
+        </w:rPr>
+        <w:t xml:space="preserve">　TUGあり</w:t>
+      </w:r>
     </w:p>
     <w:p>
       <w:r>
@@ -2922,6 +2948,11 @@
     <w:p/>
     <w:p/>
     <w:p>
+      <w:pPr>
+        <w:rPr>
+          <w:rFonts w:hint="eastAsia"/>
+        </w:rPr>
+      </w:pPr>
       <w:r>
         <w:rPr>
           <w:rFonts w:hint="eastAsia"/>
@@ -2932,6 +2963,12 @@
       <w:r>
         <w:t>/24</w:t>
       </w:r>
+      <w:r>
+        <w:rPr>
+          <w:rFonts w:hint="eastAsia"/>
+        </w:rPr>
+        <w:t xml:space="preserve">　TUGあり</w:t>
+      </w:r>
     </w:p>
     <w:p>
       <w:pPr>
@@ -3281,11 +3318,974 @@
       </w:r>
     </w:p>
     <w:p>
+      <w:r>
+        <w:rPr>
+          <w:rFonts w:hint="eastAsia"/>
+        </w:rPr>
+        <w:t>出力</w:t>
+      </w:r>
+      <w:r>
+        <w:t xml:space="preserve">: TKA術前・術後データ_scored_regression_R2.csv </w:t>
+      </w:r>
+    </w:p>
+    <w:p/>
+    <w:p>
+      <w:proofErr w:type="spellStart"/>
+      <w:r>
+        <w:lastRenderedPageBreak/>
+        <w:t>Call:</w:t>
+      </w:r>
+      <w:r>
+        <w:t>syimptoms_post</w:t>
+      </w:r>
+      <w:proofErr w:type="spellEnd"/>
+      <w:r>
+        <w:rPr>
+          <w:rFonts w:hint="eastAsia"/>
+        </w:rPr>
+        <w:t xml:space="preserve">　TUGなし</w:t>
+      </w:r>
+    </w:p>
+    <w:p>
+      <w:proofErr w:type="spellStart"/>
+      <w:proofErr w:type="gramStart"/>
+      <w:r>
+        <w:t>lm</w:t>
+      </w:r>
+      <w:proofErr w:type="spellEnd"/>
+      <w:r>
+        <w:t>(</w:t>
+      </w:r>
+      <w:proofErr w:type="gramEnd"/>
+      <w:r>
+        <w:t xml:space="preserve">formula = </w:t>
+      </w:r>
+      <w:proofErr w:type="spellStart"/>
+      <w:r>
+        <w:t>fmla</w:t>
+      </w:r>
+      <w:proofErr w:type="spellEnd"/>
+      <w:r>
+        <w:t>, data = df2)</w:t>
+      </w:r>
+    </w:p>
+    <w:p/>
+    <w:p>
+      <w:r>
+        <w:t>Residuals:</w:t>
+      </w:r>
+    </w:p>
+    <w:p>
+      <w:r>
+        <w:t xml:space="preserve">     Min       1Q   Median       3Q      Max </w:t>
+      </w:r>
+    </w:p>
+    <w:p>
+      <w:r>
+        <w:t>-11.</w:t>
+      </w:r>
+      <w:proofErr w:type="gramStart"/>
+      <w:r>
+        <w:t>0911  -</w:t>
+      </w:r>
+      <w:proofErr w:type="gramEnd"/>
+      <w:r>
+        <w:t xml:space="preserve">2.0146   0.4018   2.2494   5.9670 </w:t>
+      </w:r>
+    </w:p>
+    <w:p/>
+    <w:p>
+      <w:r>
+        <w:t>Coefficients:</w:t>
+      </w:r>
+    </w:p>
+    <w:p>
+      <w:r>
+        <w:t xml:space="preserve">                        Estimate Std. Error t value </w:t>
+      </w:r>
+      <w:proofErr w:type="spellStart"/>
+      <w:r>
+        <w:t>Pr</w:t>
+      </w:r>
+      <w:proofErr w:type="spellEnd"/>
+      <w:r>
+        <w:t xml:space="preserve">(&gt;|t|)  </w:t>
+      </w:r>
+    </w:p>
+    <w:p>
+      <w:r>
+        <w:t>(</w:t>
+      </w:r>
+      <w:proofErr w:type="gramStart"/>
+      <w:r>
+        <w:t xml:space="preserve">Intercept)   </w:t>
+      </w:r>
+      <w:proofErr w:type="gramEnd"/>
+      <w:r>
+        <w:t xml:space="preserve">          1.335061  11.986282   0.111   0.9117  </w:t>
+      </w:r>
+    </w:p>
+    <w:p>
+      <w:r>
+        <w:t xml:space="preserve">`年齢（歳）`            0.007579   0.069129   0.110   0.9130  </w:t>
+      </w:r>
+    </w:p>
+    <w:p>
+      <w:r>
+        <w:t xml:space="preserve">BMI                    -0.015979   </w:t>
+      </w:r>
+      <w:proofErr w:type="gramStart"/>
+      <w:r>
+        <w:t>0.115140  -</w:t>
+      </w:r>
+      <w:proofErr w:type="gramEnd"/>
+      <w:r>
+        <w:t xml:space="preserve">0.139   0.8901  </w:t>
+      </w:r>
+    </w:p>
+    <w:p>
+      <w:r>
+        <w:t xml:space="preserve">sex                     0.249401   1.315399   0.190   0.8502  </w:t>
+      </w:r>
+    </w:p>
+    <w:p>
+      <w:r>
+        <w:t>`</w:t>
+      </w:r>
+      <w:proofErr w:type="spellStart"/>
+      <w:r>
+        <w:t>affected_post%weight</w:t>
+      </w:r>
+      <w:proofErr w:type="spellEnd"/>
+      <w:proofErr w:type="gramStart"/>
+      <w:r>
+        <w:t>`  6.744550</w:t>
+      </w:r>
+      <w:proofErr w:type="gramEnd"/>
+      <w:r>
+        <w:t xml:space="preserve">   5.666109   1.190   0.2384  </w:t>
+      </w:r>
+    </w:p>
+    <w:p>
+      <w:proofErr w:type="spellStart"/>
+      <w:r>
+        <w:t>PCS_sum_pre</w:t>
+      </w:r>
+      <w:proofErr w:type="spellEnd"/>
+      <w:r>
+        <w:t xml:space="preserve">            -0.074864   </w:t>
+      </w:r>
+      <w:proofErr w:type="gramStart"/>
+      <w:r>
+        <w:t>0.039303  -</w:t>
+      </w:r>
+      <w:proofErr w:type="gramEnd"/>
+      <w:r>
+        <w:t>1.905   0.0614 .</w:t>
+      </w:r>
+    </w:p>
+    <w:p>
+      <w:proofErr w:type="spellStart"/>
+      <w:r>
+        <w:t>ROM_flex_post</w:t>
+      </w:r>
+      <w:proofErr w:type="spellEnd"/>
+      <w:r>
+        <w:t xml:space="preserve">           0.152953   0.067660   2.261   0.0272 *</w:t>
+      </w:r>
+    </w:p>
+    <w:p>
+      <w:r>
+        <w:t>---</w:t>
+      </w:r>
+    </w:p>
+    <w:p>
+      <w:proofErr w:type="spellStart"/>
+      <w:r>
+        <w:t>Signif</w:t>
+      </w:r>
+      <w:proofErr w:type="spellEnd"/>
+      <w:r>
+        <w:t xml:space="preserve">. codes:  0 ‘***’ 0.001 ‘**’ 0.01 ‘*’ 0.05 ‘.’ 0.1 </w:t>
+      </w:r>
+      <w:proofErr w:type="gramStart"/>
+      <w:r>
+        <w:t>‘ ’</w:t>
+      </w:r>
+      <w:proofErr w:type="gramEnd"/>
+      <w:r>
+        <w:t xml:space="preserve"> 1</w:t>
+      </w:r>
+    </w:p>
+    <w:p/>
+    <w:p>
+      <w:r>
+        <w:t>Residual standard error: 3.383 on 63 degrees of freedom</w:t>
+      </w:r>
+    </w:p>
+    <w:p>
+      <w:r>
+        <w:t xml:space="preserve">Multiple R-squared:  0.1872,    Adjusted R-squared:  0.1098 </w:t>
+      </w:r>
+    </w:p>
+    <w:p>
+      <w:r>
+        <w:t xml:space="preserve">F-statistic: 2.418 on 6 and 63 </w:t>
+      </w:r>
+      <w:proofErr w:type="gramStart"/>
+      <w:r>
+        <w:t>DF,  p</w:t>
+      </w:r>
+      <w:proofErr w:type="gramEnd"/>
+      <w:r>
+        <w:t>-value: 0.03628</w:t>
+      </w:r>
+    </w:p>
+    <w:p/>
+    <w:p>
+      <w:r>
+        <w:t xml:space="preserve">                              2.5 %       97.5 %</w:t>
+      </w:r>
+    </w:p>
+    <w:p>
+      <w:r>
+        <w:t>(</w:t>
+      </w:r>
+      <w:proofErr w:type="gramStart"/>
+      <w:r>
+        <w:t xml:space="preserve">Intercept)   </w:t>
+      </w:r>
+      <w:proofErr w:type="gramEnd"/>
+      <w:r>
+        <w:t xml:space="preserve">         -22.61761289 25.287733963</w:t>
+      </w:r>
+    </w:p>
+    <w:p>
+      <w:r>
+        <w:t>`年齢（歳）`            -0.13056369  0.145721494</w:t>
+      </w:r>
+    </w:p>
+    <w:p>
+      <w:r>
+        <w:t>BMI                     -0.</w:t>
+      </w:r>
+      <w:proofErr w:type="gramStart"/>
+      <w:r>
+        <w:t>24606825  0.214110611</w:t>
+      </w:r>
+      <w:proofErr w:type="gramEnd"/>
+    </w:p>
+    <w:p>
+      <w:r>
+        <w:t>sex                     -2.</w:t>
+      </w:r>
+      <w:proofErr w:type="gramStart"/>
+      <w:r>
+        <w:t>37921362  2.878016178</w:t>
+      </w:r>
+      <w:proofErr w:type="gramEnd"/>
+    </w:p>
+    <w:p>
+      <w:r>
+        <w:t>`</w:t>
+      </w:r>
+      <w:proofErr w:type="spellStart"/>
+      <w:r>
+        <w:t>affected_post%weight</w:t>
+      </w:r>
+      <w:proofErr w:type="spellEnd"/>
+      <w:proofErr w:type="gramStart"/>
+      <w:r>
+        <w:t>`  -</w:t>
+      </w:r>
+      <w:proofErr w:type="gramEnd"/>
+      <w:r>
+        <w:t>4.57826515 18.067365127</w:t>
+      </w:r>
+    </w:p>
+    <w:p>
+      <w:proofErr w:type="spellStart"/>
+      <w:r>
+        <w:t>PCS_sum_pre</w:t>
+      </w:r>
+      <w:proofErr w:type="spellEnd"/>
+      <w:r>
+        <w:t xml:space="preserve">             -0.</w:t>
+      </w:r>
+      <w:proofErr w:type="gramStart"/>
+      <w:r>
+        <w:t>15340496  0.003676486</w:t>
+      </w:r>
+      <w:proofErr w:type="gramEnd"/>
+    </w:p>
+    <w:p>
+      <w:proofErr w:type="spellStart"/>
+      <w:r>
+        <w:t>ROM_flex_post</w:t>
+      </w:r>
+      <w:proofErr w:type="spellEnd"/>
+      <w:r>
+        <w:t xml:space="preserve">            </w:t>
+      </w:r>
+      <w:proofErr w:type="gramStart"/>
+      <w:r>
+        <w:t>0.01774511  0.288160544</w:t>
+      </w:r>
+      <w:proofErr w:type="gramEnd"/>
+    </w:p>
+    <w:p>
+      <w:r>
+        <w:rPr>
+          <w:rFonts w:hint="eastAsia"/>
+        </w:rPr>
+        <w:t>出力</w:t>
+      </w:r>
+      <w:r>
+        <w:t>: TKA術前・術後データ_scored_regression_R2.csv</w:t>
+      </w:r>
+      <w:r>
+        <w:t xml:space="preserve">    </w:t>
+      </w:r>
+      <w:r>
+        <w:t xml:space="preserve">       </w:t>
+      </w:r>
+    </w:p>
+    <w:p/>
+    <w:p/>
+    <w:p/>
+    <w:p/>
+    <w:p>
+      <w:proofErr w:type="spellStart"/>
+      <w:r>
+        <w:lastRenderedPageBreak/>
+        <w:t>Call:</w:t>
+      </w:r>
+      <w:r>
+        <w:t>satisfacthion_post</w:t>
+      </w:r>
+      <w:proofErr w:type="spellEnd"/>
+      <w:r>
+        <w:rPr>
+          <w:rFonts w:hint="eastAsia"/>
+        </w:rPr>
+        <w:t xml:space="preserve">　TUGなし</w:t>
+      </w:r>
+    </w:p>
+    <w:p>
+      <w:proofErr w:type="spellStart"/>
+      <w:proofErr w:type="gramStart"/>
+      <w:r>
+        <w:t>lm</w:t>
+      </w:r>
+      <w:proofErr w:type="spellEnd"/>
+      <w:r>
+        <w:t>(</w:t>
+      </w:r>
+      <w:proofErr w:type="gramEnd"/>
+      <w:r>
+        <w:t xml:space="preserve">formula = </w:t>
+      </w:r>
+      <w:proofErr w:type="spellStart"/>
+      <w:r>
+        <w:t>fmla</w:t>
+      </w:r>
+      <w:proofErr w:type="spellEnd"/>
+      <w:r>
+        <w:t>, data = df2)</w:t>
+      </w:r>
+    </w:p>
+    <w:p/>
+    <w:p>
+      <w:r>
+        <w:t>Residuals:</w:t>
+      </w:r>
+    </w:p>
+    <w:p>
+      <w:r>
+        <w:t xml:space="preserve">     Min       1Q   Median       3Q      Max </w:t>
+      </w:r>
+    </w:p>
+    <w:p>
+      <w:r>
+        <w:t>-14.</w:t>
+      </w:r>
+      <w:proofErr w:type="gramStart"/>
+      <w:r>
+        <w:t>0094  -</w:t>
+      </w:r>
+      <w:proofErr w:type="gramEnd"/>
+      <w:r>
+        <w:t xml:space="preserve">4.8097   0.5629   3.8322  14.5088 </w:t>
+      </w:r>
+    </w:p>
+    <w:p/>
+    <w:p>
+      <w:r>
+        <w:t>Coefficients:</w:t>
+      </w:r>
+    </w:p>
+    <w:p>
+      <w:r>
+        <w:t xml:space="preserve">                         Estimate Std. Error t value </w:t>
+      </w:r>
+      <w:proofErr w:type="spellStart"/>
+      <w:r>
+        <w:t>Pr</w:t>
+      </w:r>
+      <w:proofErr w:type="spellEnd"/>
+      <w:r>
+        <w:t xml:space="preserve">(&gt;|t|)  </w:t>
+      </w:r>
+    </w:p>
+    <w:p>
+      <w:r>
+        <w:t>(</w:t>
+      </w:r>
+      <w:proofErr w:type="gramStart"/>
+      <w:r>
+        <w:t xml:space="preserve">Intercept)   </w:t>
+      </w:r>
+      <w:proofErr w:type="gramEnd"/>
+      <w:r>
+        <w:t xml:space="preserve">         -27.767965  25.304660  -1.097   0.2767  </w:t>
+      </w:r>
+    </w:p>
+    <w:p>
+      <w:r>
+        <w:t xml:space="preserve">`年齢（歳）`             0.233621   0.145940   1.601   0.1144  </w:t>
+      </w:r>
+    </w:p>
+    <w:p>
+      <w:r>
+        <w:t xml:space="preserve">BMI                      0.053069   0.243077   0.218   0.8279  </w:t>
+      </w:r>
+    </w:p>
+    <w:p>
+      <w:r>
+        <w:t xml:space="preserve">sex                     -3.113945   </w:t>
+      </w:r>
+      <w:proofErr w:type="gramStart"/>
+      <w:r>
+        <w:t>2.776985  -</w:t>
+      </w:r>
+      <w:proofErr w:type="gramEnd"/>
+      <w:r>
+        <w:t xml:space="preserve">1.121   0.2664  </w:t>
+      </w:r>
+    </w:p>
+    <w:p>
+      <w:r>
+        <w:t>`</w:t>
+      </w:r>
+      <w:proofErr w:type="spellStart"/>
+      <w:r>
+        <w:t>affected_post%weight</w:t>
+      </w:r>
+      <w:proofErr w:type="spellEnd"/>
+      <w:r>
+        <w:t xml:space="preserve">`   </w:t>
+      </w:r>
+      <w:proofErr w:type="gramStart"/>
+      <w:r>
+        <w:t>3.735790  11.961921</w:t>
+      </w:r>
+      <w:proofErr w:type="gramEnd"/>
+      <w:r>
+        <w:t xml:space="preserve">   0.312   0.7558  </w:t>
+      </w:r>
+    </w:p>
+    <w:p>
+      <w:proofErr w:type="spellStart"/>
+      <w:r>
+        <w:t>PCS_sum_pre</w:t>
+      </w:r>
+      <w:proofErr w:type="spellEnd"/>
+      <w:r>
+        <w:t xml:space="preserve">             -0.007057   </w:t>
+      </w:r>
+      <w:proofErr w:type="gramStart"/>
+      <w:r>
+        <w:t>0.082974  -</w:t>
+      </w:r>
+      <w:proofErr w:type="gramEnd"/>
+      <w:r>
+        <w:t xml:space="preserve">0.085   0.9325  </w:t>
+      </w:r>
+    </w:p>
+    <w:p>
+      <w:proofErr w:type="spellStart"/>
+      <w:r>
+        <w:t>ROM_flex_post</w:t>
+      </w:r>
+      <w:proofErr w:type="spellEnd"/>
+      <w:r>
+        <w:t xml:space="preserve">            0.302115   0.142839   2.115   0.0384 *</w:t>
+      </w:r>
+    </w:p>
+    <w:p>
+      <w:r>
+        <w:t>---</w:t>
+      </w:r>
+    </w:p>
+    <w:p>
+      <w:proofErr w:type="spellStart"/>
+      <w:r>
+        <w:t>Signif</w:t>
+      </w:r>
+      <w:proofErr w:type="spellEnd"/>
+      <w:r>
+        <w:t xml:space="preserve">. codes:  0 ‘***’ 0.001 ‘**’ 0.01 ‘*’ 0.05 ‘.’ 0.1 </w:t>
+      </w:r>
+      <w:proofErr w:type="gramStart"/>
+      <w:r>
+        <w:t>‘ ’</w:t>
+      </w:r>
+      <w:proofErr w:type="gramEnd"/>
+      <w:r>
+        <w:t xml:space="preserve"> 1</w:t>
+      </w:r>
+    </w:p>
+    <w:p/>
+    <w:p>
+      <w:r>
+        <w:t>Residual standard error: 7.141 on 63 degrees of freedom</w:t>
+      </w:r>
+    </w:p>
+    <w:p>
+      <w:r>
+        <w:t xml:space="preserve">Multiple R-squared:  0.1169,    Adjusted R-squared:  0.03276 </w:t>
+      </w:r>
+    </w:p>
+    <w:p>
+      <w:r>
+        <w:t xml:space="preserve">F-statistic: 1.389 on 6 and 63 </w:t>
+      </w:r>
+      <w:proofErr w:type="gramStart"/>
+      <w:r>
+        <w:t>DF,  p</w:t>
+      </w:r>
+      <w:proofErr w:type="gramEnd"/>
+      <w:r>
+        <w:t>-value: 0.2328</w:t>
+      </w:r>
+    </w:p>
+    <w:p/>
+    <w:p>
+      <w:r>
+        <w:t xml:space="preserve">                              2.5 %     97.5 %</w:t>
+      </w:r>
+    </w:p>
+    <w:p>
+      <w:r>
+        <w:t>(</w:t>
+      </w:r>
+      <w:proofErr w:type="gramStart"/>
+      <w:r>
+        <w:t xml:space="preserve">Intercept)   </w:t>
+      </w:r>
+      <w:proofErr w:type="gramEnd"/>
+      <w:r>
+        <w:t xml:space="preserve">         -78.33529330 22.7993640</w:t>
+      </w:r>
+    </w:p>
+    <w:p>
+      <w:r>
+        <w:t>`年齢（歳）`            -0.05801679  0.5252585</w:t>
+      </w:r>
+    </w:p>
+    <w:p>
+      <w:r>
+        <w:t>BMI                     -0.</w:t>
+      </w:r>
+      <w:proofErr w:type="gramStart"/>
+      <w:r>
+        <w:t>43268098  0.5388187</w:t>
+      </w:r>
+      <w:proofErr w:type="gramEnd"/>
+    </w:p>
+    <w:p>
+      <w:r>
+        <w:t>sex                     -8.</w:t>
+      </w:r>
+      <w:proofErr w:type="gramStart"/>
+      <w:r>
+        <w:t>66330605  2.4354161</w:t>
+      </w:r>
+      <w:proofErr w:type="gramEnd"/>
+    </w:p>
+    <w:p>
+      <w:r>
+        <w:t>`</w:t>
+      </w:r>
+      <w:proofErr w:type="spellStart"/>
+      <w:r>
+        <w:t>affected_post%weight</w:t>
+      </w:r>
+      <w:proofErr w:type="spellEnd"/>
+      <w:r>
+        <w:t>` -20.16820240 27.6397816</w:t>
+      </w:r>
+    </w:p>
+    <w:p>
+      <w:proofErr w:type="spellStart"/>
+      <w:r>
+        <w:t>PCS_sum_pre</w:t>
+      </w:r>
+      <w:proofErr w:type="spellEnd"/>
+      <w:r>
+        <w:t xml:space="preserve">             -0.</w:t>
+      </w:r>
+      <w:proofErr w:type="gramStart"/>
+      <w:r>
+        <w:t>17286744  0.1587527</w:t>
+      </w:r>
+      <w:proofErr w:type="gramEnd"/>
+    </w:p>
+    <w:p>
+      <w:proofErr w:type="spellStart"/>
+      <w:r>
+        <w:t>ROM_flex_post</w:t>
+      </w:r>
+      <w:proofErr w:type="spellEnd"/>
+      <w:r>
+        <w:t xml:space="preserve">            </w:t>
+      </w:r>
+      <w:proofErr w:type="gramStart"/>
+      <w:r>
+        <w:t>0.01667281  0.5875563</w:t>
+      </w:r>
+      <w:proofErr w:type="gramEnd"/>
+    </w:p>
+    <w:p>
+      <w:r>
+        <w:rPr>
+          <w:rFonts w:hint="eastAsia"/>
+        </w:rPr>
+        <w:t>出力</w:t>
+      </w:r>
+      <w:r>
+        <w:t xml:space="preserve">: TKA術前・術後データ_scored_regression_R2.csv </w:t>
+      </w:r>
+      <w:r>
+        <w:t xml:space="preserve">        </w:t>
+      </w:r>
+    </w:p>
+    <w:p/>
+    <w:p/>
+    <w:p/>
+    <w:p/>
+    <w:p>
       <w:pPr>
         <w:rPr>
           <w:rFonts w:hint="eastAsia"/>
         </w:rPr>
       </w:pPr>
+      <w:proofErr w:type="spellStart"/>
+      <w:r>
+        <w:lastRenderedPageBreak/>
+        <w:t>Call:</w:t>
+      </w:r>
+      <w:r>
+        <w:t>activity</w:t>
+      </w:r>
+      <w:r>
+        <w:t>_post</w:t>
+      </w:r>
+      <w:proofErr w:type="spellEnd"/>
+      <w:r>
+        <w:rPr>
+          <w:rFonts w:hint="eastAsia"/>
+        </w:rPr>
+        <w:t xml:space="preserve">　TUGなし</w:t>
+      </w:r>
+    </w:p>
+    <w:p>
+      <w:proofErr w:type="spellStart"/>
+      <w:proofErr w:type="gramStart"/>
+      <w:r>
+        <w:t>lm</w:t>
+      </w:r>
+      <w:proofErr w:type="spellEnd"/>
+      <w:r>
+        <w:t>(</w:t>
+      </w:r>
+      <w:proofErr w:type="gramEnd"/>
+      <w:r>
+        <w:t xml:space="preserve">formula = </w:t>
+      </w:r>
+      <w:proofErr w:type="spellStart"/>
+      <w:r>
+        <w:t>fmla</w:t>
+      </w:r>
+      <w:proofErr w:type="spellEnd"/>
+      <w:r>
+        <w:t>, data = df2)</w:t>
+      </w:r>
+    </w:p>
+    <w:p/>
+    <w:p>
+      <w:r>
+        <w:t>Residuals:</w:t>
+      </w:r>
+    </w:p>
+    <w:p>
+      <w:r>
+        <w:t xml:space="preserve">    Min      1</w:t>
+      </w:r>
+      <w:proofErr w:type="gramStart"/>
+      <w:r>
+        <w:t>Q  Median</w:t>
+      </w:r>
+      <w:proofErr w:type="gramEnd"/>
+      <w:r>
+        <w:t xml:space="preserve">      3Q     Max </w:t>
+      </w:r>
+    </w:p>
+    <w:p>
+      <w:r>
+        <w:t>-32.</w:t>
+      </w:r>
+      <w:proofErr w:type="gramStart"/>
+      <w:r>
+        <w:t>850  -</w:t>
+      </w:r>
+      <w:proofErr w:type="gramEnd"/>
+      <w:r>
+        <w:t xml:space="preserve">9.162   0.800   9.046  30.793 </w:t>
+      </w:r>
+    </w:p>
+    <w:p/>
+    <w:p>
+      <w:r>
+        <w:t>Coefficients:</w:t>
+      </w:r>
+    </w:p>
+    <w:p>
+      <w:r>
+        <w:t xml:space="preserve">                       Estimate Std. Error t value </w:t>
+      </w:r>
+      <w:proofErr w:type="spellStart"/>
+      <w:r>
+        <w:t>Pr</w:t>
+      </w:r>
+      <w:proofErr w:type="spellEnd"/>
+      <w:r>
+        <w:t xml:space="preserve">(&gt;|t|)  </w:t>
+      </w:r>
+    </w:p>
+    <w:p>
+      <w:r>
+        <w:t>(</w:t>
+      </w:r>
+      <w:proofErr w:type="gramStart"/>
+      <w:r>
+        <w:t xml:space="preserve">Intercept)   </w:t>
+      </w:r>
+      <w:proofErr w:type="gramEnd"/>
+      <w:r>
+        <w:t xml:space="preserve">          78.5551    49.9941   1.571   0.1211  </w:t>
+      </w:r>
+    </w:p>
+    <w:p>
+      <w:r>
+        <w:t xml:space="preserve">`年齢（歳）`            -0.4211     0.2883  -1.460   0.1492  </w:t>
+      </w:r>
+    </w:p>
+    <w:p>
+      <w:r>
+        <w:t xml:space="preserve">BMI                     -0.7861     </w:t>
+      </w:r>
+      <w:proofErr w:type="gramStart"/>
+      <w:r>
+        <w:t>0.4802  -</w:t>
+      </w:r>
+      <w:proofErr w:type="gramEnd"/>
+      <w:r>
+        <w:t xml:space="preserve">1.637   0.1066  </w:t>
+      </w:r>
+    </w:p>
+    <w:p>
+      <w:r>
+        <w:t xml:space="preserve">sex                     -5.7384     </w:t>
+      </w:r>
+      <w:proofErr w:type="gramStart"/>
+      <w:r>
+        <w:t>5.4865  -</w:t>
+      </w:r>
+      <w:proofErr w:type="gramEnd"/>
+      <w:r>
+        <w:t xml:space="preserve">1.046   0.2996  </w:t>
+      </w:r>
+    </w:p>
+    <w:p>
+      <w:r>
+        <w:t>`</w:t>
+      </w:r>
+      <w:proofErr w:type="spellStart"/>
+      <w:r>
+        <w:t>affected_post%weight</w:t>
+      </w:r>
+      <w:proofErr w:type="spellEnd"/>
+      <w:proofErr w:type="gramStart"/>
+      <w:r>
+        <w:t>`  56.4948</w:t>
+      </w:r>
+      <w:proofErr w:type="gramEnd"/>
+      <w:r>
+        <w:t xml:space="preserve">    23.6330   2.391   0.0198 *</w:t>
+      </w:r>
+    </w:p>
+    <w:p>
+      <w:proofErr w:type="spellStart"/>
+      <w:r>
+        <w:t>PCS_sum_pre</w:t>
+      </w:r>
+      <w:proofErr w:type="spellEnd"/>
+      <w:r>
+        <w:t xml:space="preserve">             -0.3562     </w:t>
+      </w:r>
+      <w:proofErr w:type="gramStart"/>
+      <w:r>
+        <w:t>0.1639  -</w:t>
+      </w:r>
+      <w:proofErr w:type="gramEnd"/>
+      <w:r>
+        <w:t>2.173   0.0336 *</w:t>
+      </w:r>
+    </w:p>
+    <w:p>
+      <w:proofErr w:type="spellStart"/>
+      <w:r>
+        <w:t>ROM_flex_post</w:t>
+      </w:r>
+      <w:proofErr w:type="spellEnd"/>
+      <w:r>
+        <w:t xml:space="preserve">            0.3052     0.2822   1.081   0.2836  </w:t>
+      </w:r>
+    </w:p>
+    <w:p>
+      <w:r>
+        <w:t>---</w:t>
+      </w:r>
+    </w:p>
+    <w:p>
+      <w:proofErr w:type="spellStart"/>
+      <w:r>
+        <w:t>Signif</w:t>
+      </w:r>
+      <w:proofErr w:type="spellEnd"/>
+      <w:r>
+        <w:t xml:space="preserve">. codes:  0 ‘***’ 0.001 ‘**’ 0.01 ‘*’ 0.05 ‘.’ 0.1 </w:t>
+      </w:r>
+      <w:proofErr w:type="gramStart"/>
+      <w:r>
+        <w:t>‘ ’</w:t>
+      </w:r>
+      <w:proofErr w:type="gramEnd"/>
+      <w:r>
+        <w:t xml:space="preserve"> 1</w:t>
+      </w:r>
+    </w:p>
+    <w:p/>
+    <w:p>
+      <w:r>
+        <w:t>Residual standard error: 14.11 on 63 degrees of freedom</w:t>
+      </w:r>
+    </w:p>
+    <w:p>
+      <w:r>
+        <w:t xml:space="preserve">Multiple R-squared:  0.2222,    Adjusted R-squared:  0.1481 </w:t>
+      </w:r>
+    </w:p>
+    <w:p>
+      <w:r>
+        <w:t xml:space="preserve">F-statistic:     3 on 6 and 63 </w:t>
+      </w:r>
+      <w:proofErr w:type="gramStart"/>
+      <w:r>
+        <w:t>DF,  p</w:t>
+      </w:r>
+      <w:proofErr w:type="gramEnd"/>
+      <w:r>
+        <w:t>-value: 0.01214</w:t>
+      </w:r>
+    </w:p>
+    <w:p/>
+    <w:p>
+      <w:r>
+        <w:t xml:space="preserve">                             2.5 %       97.5 %</w:t>
+      </w:r>
+    </w:p>
+    <w:p>
+      <w:r>
+        <w:t>(</w:t>
+      </w:r>
+      <w:proofErr w:type="gramStart"/>
+      <w:r>
+        <w:t xml:space="preserve">Intercept)   </w:t>
+      </w:r>
+      <w:proofErr w:type="gramEnd"/>
+      <w:r>
+        <w:t xml:space="preserve">         -21.3501549 178.46035150</w:t>
+      </w:r>
+    </w:p>
+    <w:p>
+      <w:r>
+        <w:t>`年齢（歳）`            -0.9972584   0.15511152</w:t>
+      </w:r>
+    </w:p>
+    <w:p>
+      <w:r>
+        <w:t>BMI                     -1.7457890   0.17359108</w:t>
+      </w:r>
+    </w:p>
+    <w:p>
+      <w:r>
+        <w:t>sex                    -16.7022154   5.22539428</w:t>
+      </w:r>
+    </w:p>
+    <w:p>
+      <w:r>
+        <w:t>`</w:t>
+      </w:r>
+      <w:proofErr w:type="spellStart"/>
+      <w:r>
+        <w:t>affected_post%weight</w:t>
+      </w:r>
+      <w:proofErr w:type="spellEnd"/>
+      <w:r>
+        <w:t>`   9.2679410 103.72159076</w:t>
+      </w:r>
+    </w:p>
+    <w:p>
+      <w:proofErr w:type="spellStart"/>
+      <w:r>
+        <w:t>PCS_sum_pre</w:t>
+      </w:r>
+      <w:proofErr w:type="spellEnd"/>
+      <w:r>
+        <w:t xml:space="preserve">             -0.</w:t>
+      </w:r>
+      <w:proofErr w:type="gramStart"/>
+      <w:r>
+        <w:t>6837806  -</w:t>
+      </w:r>
+      <w:proofErr w:type="gramEnd"/>
+      <w:r>
+        <w:t>0.02860269</w:t>
+      </w:r>
+    </w:p>
+    <w:p>
+      <w:proofErr w:type="spellStart"/>
+      <w:r>
+        <w:t>ROM_flex_post</w:t>
+      </w:r>
+      <w:proofErr w:type="spellEnd"/>
+      <w:r>
+        <w:t xml:space="preserve">           -0.2587585   0.86912909</w:t>
+      </w:r>
+    </w:p>
+    <w:p>
       <w:r>
         <w:rPr>
           <w:rFonts w:hint="eastAsia"/>
@@ -3293,10 +4293,3096 @@
         <w:t>出力</w:t>
       </w:r>
       <w:r>
-        <w:t xml:space="preserve">: TKA術前・術後データ_scored_regression_R2.csv     </w:t>
-      </w:r>
-      <w:r>
-        <w:t xml:space="preserve">                </w:t>
+        <w:t xml:space="preserve">: TKA術前・術後データ_scored_regression_R2.csv    </w:t>
+      </w:r>
+      <w:r>
+        <w:t xml:space="preserve"> </w:t>
+      </w:r>
+    </w:p>
+    <w:p/>
+    <w:p/>
+    <w:p/>
+    <w:p/>
+    <w:p>
+      <w:r>
+        <w:rPr>
+          <w:rFonts w:hint="eastAsia"/>
+        </w:rPr>
+        <w:lastRenderedPageBreak/>
+        <w:t>3</w:t>
+      </w:r>
+      <w:r>
+        <w:t>/24</w:t>
+      </w:r>
+    </w:p>
+    <w:p>
+      <w:pPr>
+        <w:rPr>
+          <w:rFonts w:hint="eastAsia"/>
+        </w:rPr>
+      </w:pPr>
+      <w:proofErr w:type="spellStart"/>
+      <w:r>
+        <w:t>Coefficients:</w:t>
+      </w:r>
+      <w:r>
+        <w:t>sym</w:t>
+      </w:r>
+      <w:r>
+        <w:t>p</w:t>
+      </w:r>
+      <w:r>
+        <w:rPr>
+          <w:rFonts w:hint="eastAsia"/>
+        </w:rPr>
+        <w:t>t</w:t>
+      </w:r>
+      <w:r>
+        <w:t>oms</w:t>
+      </w:r>
+      <w:proofErr w:type="spellEnd"/>
+      <w:r>
+        <w:t xml:space="preserve"> PCS_post TUG</w:t>
+      </w:r>
+      <w:r>
+        <w:rPr>
+          <w:rFonts w:hint="eastAsia"/>
+        </w:rPr>
+        <w:t>あり</w:t>
+      </w:r>
+    </w:p>
+    <w:p>
+      <w:r>
+        <w:t xml:space="preserve">                       Estimate Std. Error t value </w:t>
+      </w:r>
+      <w:proofErr w:type="spellStart"/>
+      <w:r>
+        <w:t>Pr</w:t>
+      </w:r>
+      <w:proofErr w:type="spellEnd"/>
+      <w:r>
+        <w:t xml:space="preserve">(&gt;|t|)   </w:t>
+      </w:r>
+    </w:p>
+    <w:p>
+      <w:r>
+        <w:t>(</w:t>
+      </w:r>
+      <w:proofErr w:type="gramStart"/>
+      <w:r>
+        <w:t xml:space="preserve">Intercept)   </w:t>
+      </w:r>
+      <w:proofErr w:type="gramEnd"/>
+      <w:r>
+        <w:t xml:space="preserve">          7.74213   11.32890   0.683  0.49694   </w:t>
+      </w:r>
+    </w:p>
+    <w:p>
+      <w:r>
+        <w:t xml:space="preserve">`年齢（歳）`            0.04472    0.06974   0.641  0.52375   </w:t>
+      </w:r>
+    </w:p>
+    <w:p>
+      <w:r>
+        <w:t xml:space="preserve">BMI                     0.03555    0.10477   </w:t>
+      </w:r>
+      <w:proofErr w:type="gramStart"/>
+      <w:r>
+        <w:t>0.339  0.73556</w:t>
+      </w:r>
+      <w:proofErr w:type="gramEnd"/>
+      <w:r>
+        <w:t xml:space="preserve">   </w:t>
+      </w:r>
+    </w:p>
+    <w:p>
+      <w:r>
+        <w:t xml:space="preserve">sex                     0.67540    1.24810   </w:t>
+      </w:r>
+      <w:proofErr w:type="gramStart"/>
+      <w:r>
+        <w:t>0.541  0.59038</w:t>
+      </w:r>
+      <w:proofErr w:type="gramEnd"/>
+      <w:r>
+        <w:t xml:space="preserve">   </w:t>
+      </w:r>
+    </w:p>
+    <w:p>
+      <w:r>
+        <w:t>`</w:t>
+      </w:r>
+      <w:proofErr w:type="spellStart"/>
+      <w:r>
+        <w:t>affected_post%weight</w:t>
+      </w:r>
+      <w:proofErr w:type="spellEnd"/>
+      <w:proofErr w:type="gramStart"/>
+      <w:r>
+        <w:t>`  0.61121</w:t>
+      </w:r>
+      <w:proofErr w:type="gramEnd"/>
+      <w:r>
+        <w:t xml:space="preserve">    5.65193   0.108  0.91424   </w:t>
+      </w:r>
+    </w:p>
+    <w:p>
+      <w:proofErr w:type="spellStart"/>
+      <w:r>
+        <w:t>PCS_sum_post</w:t>
+      </w:r>
+      <w:proofErr w:type="spellEnd"/>
+      <w:r>
+        <w:t xml:space="preserve">           -0.09555    </w:t>
+      </w:r>
+      <w:proofErr w:type="gramStart"/>
+      <w:r>
+        <w:t>0.03841  -</w:t>
+      </w:r>
+      <w:proofErr w:type="gramEnd"/>
+      <w:r>
+        <w:t xml:space="preserve">2.488  0.01561 * </w:t>
+      </w:r>
+    </w:p>
+    <w:p>
+      <w:proofErr w:type="spellStart"/>
+      <w:r>
+        <w:t>ROM_flex_post</w:t>
+      </w:r>
+      <w:proofErr w:type="spellEnd"/>
+      <w:r>
+        <w:t xml:space="preserve">           0.09295    0.06558   </w:t>
+      </w:r>
+      <w:proofErr w:type="gramStart"/>
+      <w:r>
+        <w:t>1.417  0.16146</w:t>
+      </w:r>
+      <w:proofErr w:type="gramEnd"/>
+      <w:r>
+        <w:t xml:space="preserve">   </w:t>
+      </w:r>
+    </w:p>
+    <w:p>
+      <w:proofErr w:type="spellStart"/>
+      <w:r>
+        <w:t>TUG_post</w:t>
+      </w:r>
+      <w:proofErr w:type="spellEnd"/>
+      <w:r>
+        <w:t xml:space="preserve">               -0.25659    </w:t>
+      </w:r>
+      <w:proofErr w:type="gramStart"/>
+      <w:r>
+        <w:t>0.08996  -</w:t>
+      </w:r>
+      <w:proofErr w:type="gramEnd"/>
+      <w:r>
+        <w:t>2.852  0.00592 **</w:t>
+      </w:r>
+    </w:p>
+    <w:p>
+      <w:r>
+        <w:t>---</w:t>
+      </w:r>
+    </w:p>
+    <w:p>
+      <w:proofErr w:type="spellStart"/>
+      <w:r>
+        <w:t>Signif</w:t>
+      </w:r>
+      <w:proofErr w:type="spellEnd"/>
+      <w:r>
+        <w:t xml:space="preserve">. codes:  0 ‘***’ 0.001 ‘**’ 0.01 ‘*’ 0.05 ‘.’ 0.1 </w:t>
+      </w:r>
+      <w:proofErr w:type="gramStart"/>
+      <w:r>
+        <w:t>‘ ’</w:t>
+      </w:r>
+      <w:proofErr w:type="gramEnd"/>
+      <w:r>
+        <w:t xml:space="preserve"> 1</w:t>
+      </w:r>
+    </w:p>
+    <w:p/>
+    <w:p>
+      <w:r>
+        <w:t>Residual standard error: 3.129 on 61 degrees of freedom</w:t>
+      </w:r>
+    </w:p>
+    <w:p>
+      <w:r>
+        <w:t xml:space="preserve">Multiple R-squared:  0.3264,    Adjusted R-squared:  0.2491 </w:t>
+      </w:r>
+    </w:p>
+    <w:p>
+      <w:r>
+        <w:t xml:space="preserve">F-statistic: 4.223 on 7 and 61 </w:t>
+      </w:r>
+      <w:proofErr w:type="gramStart"/>
+      <w:r>
+        <w:t>DF,  p</w:t>
+      </w:r>
+      <w:proofErr w:type="gramEnd"/>
+      <w:r>
+        <w:t>-value: 0.0007438</w:t>
+      </w:r>
+    </w:p>
+    <w:p/>
+    <w:p>
+      <w:r>
+        <w:t xml:space="preserve">                              2.5 %      97.5 %</w:t>
+      </w:r>
+    </w:p>
+    <w:p>
+      <w:r>
+        <w:t>(</w:t>
+      </w:r>
+      <w:proofErr w:type="gramStart"/>
+      <w:r>
+        <w:t xml:space="preserve">Intercept)   </w:t>
+      </w:r>
+      <w:proofErr w:type="gramEnd"/>
+      <w:r>
+        <w:t xml:space="preserve">         -14.91141403 30.39567482</w:t>
+      </w:r>
+    </w:p>
+    <w:p>
+      <w:r>
+        <w:t>`年齢（歳）`            -0.09472709  0.18416728</w:t>
+      </w:r>
+    </w:p>
+    <w:p>
+      <w:r>
+        <w:t>BMI                     -0.</w:t>
+      </w:r>
+      <w:proofErr w:type="gramStart"/>
+      <w:r>
+        <w:t>17395542  0.24504994</w:t>
+      </w:r>
+      <w:proofErr w:type="gramEnd"/>
+    </w:p>
+    <w:p>
+      <w:r>
+        <w:t>sex                     -1.</w:t>
+      </w:r>
+      <w:proofErr w:type="gramStart"/>
+      <w:r>
+        <w:t>82031913  3.17112812</w:t>
+      </w:r>
+      <w:proofErr w:type="gramEnd"/>
+    </w:p>
+    <w:p>
+      <w:r>
+        <w:t>`</w:t>
+      </w:r>
+      <w:proofErr w:type="spellStart"/>
+      <w:r>
+        <w:t>affected_post%weight</w:t>
+      </w:r>
+      <w:proofErr w:type="spellEnd"/>
+      <w:r>
+        <w:t>` -10.69051815 11.91292983</w:t>
+      </w:r>
+    </w:p>
+    <w:p>
+      <w:proofErr w:type="spellStart"/>
+      <w:r>
+        <w:t>PCS_sum_post</w:t>
+      </w:r>
+      <w:proofErr w:type="spellEnd"/>
+      <w:r>
+        <w:t xml:space="preserve">            -0.17234915 -0.01874111</w:t>
+      </w:r>
+    </w:p>
+    <w:p>
+      <w:proofErr w:type="spellStart"/>
+      <w:r>
+        <w:t>ROM_flex_post</w:t>
+      </w:r>
+      <w:proofErr w:type="spellEnd"/>
+      <w:r>
+        <w:t xml:space="preserve">           -0.</w:t>
+      </w:r>
+      <w:proofErr w:type="gramStart"/>
+      <w:r>
+        <w:t>03818099  0.22407291</w:t>
+      </w:r>
+      <w:proofErr w:type="gramEnd"/>
+    </w:p>
+    <w:p>
+      <w:proofErr w:type="spellStart"/>
+      <w:r>
+        <w:t>TUG_post</w:t>
+      </w:r>
+      <w:proofErr w:type="spellEnd"/>
+      <w:r>
+        <w:t xml:space="preserve">                -0.43648131 -0.07670563</w:t>
+      </w:r>
+    </w:p>
+    <w:p>
+      <w:r>
+        <w:rPr>
+          <w:rFonts w:hint="eastAsia"/>
+        </w:rPr>
+        <w:t>出力</w:t>
+      </w:r>
+      <w:r>
+        <w:t>: TKA術前・術後データ_scored_regression_R2.csv</w:t>
+      </w:r>
+    </w:p>
+    <w:p/>
+    <w:p/>
+    <w:p/>
+    <w:p/>
+    <w:p/>
+    <w:p/>
+    <w:p/>
+    <w:p/>
+    <w:p>
+      <w:proofErr w:type="spellStart"/>
+      <w:proofErr w:type="gramStart"/>
+      <w:r>
+        <w:lastRenderedPageBreak/>
+        <w:t>Coefficients:</w:t>
+      </w:r>
+      <w:r>
+        <w:t>satisfacthion</w:t>
+      </w:r>
+      <w:proofErr w:type="spellEnd"/>
+      <w:proofErr w:type="gramEnd"/>
+      <w:r>
+        <w:t xml:space="preserve">. </w:t>
+      </w:r>
+      <w:proofErr w:type="spellStart"/>
+      <w:r>
+        <w:t>PCS_post</w:t>
+      </w:r>
+      <w:proofErr w:type="spellEnd"/>
+      <w:r>
+        <w:t xml:space="preserve"> TUG</w:t>
+      </w:r>
+      <w:r>
+        <w:rPr>
+          <w:rFonts w:hint="eastAsia"/>
+        </w:rPr>
+        <w:t>あり</w:t>
+      </w:r>
+    </w:p>
+    <w:p>
+      <w:r>
+        <w:t xml:space="preserve">                       Estimate Std. Error t value </w:t>
+      </w:r>
+      <w:proofErr w:type="spellStart"/>
+      <w:r>
+        <w:t>Pr</w:t>
+      </w:r>
+      <w:proofErr w:type="spellEnd"/>
+      <w:r>
+        <w:t xml:space="preserve">(&gt;|t|)    </w:t>
+      </w:r>
+    </w:p>
+    <w:p>
+      <w:r>
+        <w:t>(</w:t>
+      </w:r>
+      <w:proofErr w:type="gramStart"/>
+      <w:r>
+        <w:t xml:space="preserve">Intercept)   </w:t>
+      </w:r>
+      <w:proofErr w:type="gramEnd"/>
+      <w:r>
+        <w:t xml:space="preserve">         14.30275   18.86710   0.758 0.451323    </w:t>
+      </w:r>
+    </w:p>
+    <w:p>
+      <w:r>
+        <w:t xml:space="preserve">`年齢（歳）`            0.30207    0.11614   2.601 0.011650 *  </w:t>
+      </w:r>
+    </w:p>
+    <w:p>
+      <w:r>
+        <w:t xml:space="preserve">BMI                     0.09421    0.17449   0.540 0.591218    </w:t>
+      </w:r>
+    </w:p>
+    <w:p>
+      <w:r>
+        <w:t xml:space="preserve">sex                     0.26035    2.07857   0.125 0.900735    </w:t>
+      </w:r>
+    </w:p>
+    <w:p>
+      <w:r>
+        <w:t>`</w:t>
+      </w:r>
+      <w:proofErr w:type="spellStart"/>
+      <w:r>
+        <w:t>affected_post%weight</w:t>
+      </w:r>
+      <w:proofErr w:type="spellEnd"/>
+      <w:r>
+        <w:t xml:space="preserve">` -3.69319    </w:t>
+      </w:r>
+      <w:proofErr w:type="gramStart"/>
+      <w:r>
+        <w:t>9.41269  -</w:t>
+      </w:r>
+      <w:proofErr w:type="gramEnd"/>
+      <w:r>
+        <w:t xml:space="preserve">0.392 0.696158    </w:t>
+      </w:r>
+    </w:p>
+    <w:p>
+      <w:proofErr w:type="spellStart"/>
+      <w:r>
+        <w:t>PCS_sum_post</w:t>
+      </w:r>
+      <w:proofErr w:type="spellEnd"/>
+      <w:r>
+        <w:t xml:space="preserve">           -0.37840    </w:t>
+      </w:r>
+      <w:proofErr w:type="gramStart"/>
+      <w:r>
+        <w:t>0.06397  -</w:t>
+      </w:r>
+      <w:proofErr w:type="gramEnd"/>
+      <w:r>
+        <w:t>5.916 1.62e-07 ***</w:t>
+      </w:r>
+    </w:p>
+    <w:p>
+      <w:proofErr w:type="spellStart"/>
+      <w:r>
+        <w:t>TUG_post</w:t>
+      </w:r>
+      <w:proofErr w:type="spellEnd"/>
+      <w:r>
+        <w:t xml:space="preserve">               -0.55677    </w:t>
+      </w:r>
+      <w:proofErr w:type="gramStart"/>
+      <w:r>
+        <w:t>0.14982  -</w:t>
+      </w:r>
+      <w:proofErr w:type="gramEnd"/>
+      <w:r>
+        <w:t>3.716 0.000441 ***</w:t>
+      </w:r>
+    </w:p>
+    <w:p>
+      <w:proofErr w:type="spellStart"/>
+      <w:r>
+        <w:t>ROM_flex_post</w:t>
+      </w:r>
+      <w:proofErr w:type="spellEnd"/>
+      <w:r>
+        <w:t xml:space="preserve">          -0.00407    </w:t>
+      </w:r>
+      <w:proofErr w:type="gramStart"/>
+      <w:r>
+        <w:t>0.10921  -</w:t>
+      </w:r>
+      <w:proofErr w:type="gramEnd"/>
+      <w:r>
+        <w:t xml:space="preserve">0.037 0.970397    </w:t>
+      </w:r>
+    </w:p>
+    <w:p>
+      <w:r>
+        <w:t>---</w:t>
+      </w:r>
+    </w:p>
+    <w:p>
+      <w:proofErr w:type="spellStart"/>
+      <w:r>
+        <w:t>Signif</w:t>
+      </w:r>
+      <w:proofErr w:type="spellEnd"/>
+      <w:r>
+        <w:t xml:space="preserve">. codes:  0 ‘***’ 0.001 ‘**’ 0.01 ‘*’ 0.05 ‘.’ 0.1 </w:t>
+      </w:r>
+      <w:proofErr w:type="gramStart"/>
+      <w:r>
+        <w:t>‘ ’</w:t>
+      </w:r>
+      <w:proofErr w:type="gramEnd"/>
+      <w:r>
+        <w:t xml:space="preserve"> 1</w:t>
+      </w:r>
+    </w:p>
+    <w:p/>
+    <w:p>
+      <w:r>
+        <w:t>Residual standard error: 5.211 on 61 degrees of freedom</w:t>
+      </w:r>
+    </w:p>
+    <w:p>
+      <w:r>
+        <w:t xml:space="preserve">Multiple R-squared:  0.5445,    Adjusted R-squared:  0.4922 </w:t>
+      </w:r>
+    </w:p>
+    <w:p>
+      <w:r>
+        <w:t xml:space="preserve">F-statistic: 10.42 on 7 and 61 </w:t>
+      </w:r>
+      <w:proofErr w:type="gramStart"/>
+      <w:r>
+        <w:t>DF,  p</w:t>
+      </w:r>
+      <w:proofErr w:type="gramEnd"/>
+      <w:r>
+        <w:t>-value: 1.595e-08</w:t>
+      </w:r>
+    </w:p>
+    <w:p/>
+    <w:p>
+      <w:r>
+        <w:t xml:space="preserve">                              2.5 %     97.5 %</w:t>
+      </w:r>
+    </w:p>
+    <w:p>
+      <w:r>
+        <w:t>(</w:t>
+      </w:r>
+      <w:proofErr w:type="gramStart"/>
+      <w:r>
+        <w:t xml:space="preserve">Intercept)   </w:t>
+      </w:r>
+      <w:proofErr w:type="gramEnd"/>
+      <w:r>
+        <w:t xml:space="preserve">         -23.42434464 52.0298552</w:t>
+      </w:r>
+    </w:p>
+    <w:p>
+      <w:r>
+        <w:t>`年齢（歳）`             0.06983366  0.5343030</w:t>
+      </w:r>
+    </w:p>
+    <w:p>
+      <w:r>
+        <w:t>BMI                     -0.</w:t>
+      </w:r>
+      <w:proofErr w:type="gramStart"/>
+      <w:r>
+        <w:t>25469676  0.4431127</w:t>
+      </w:r>
+      <w:proofErr w:type="gramEnd"/>
+    </w:p>
+    <w:p>
+      <w:r>
+        <w:t>sex                     -3.</w:t>
+      </w:r>
+      <w:proofErr w:type="gramStart"/>
+      <w:r>
+        <w:t>89601667  4.4167147</w:t>
+      </w:r>
+      <w:proofErr w:type="gramEnd"/>
+    </w:p>
+    <w:p>
+      <w:r>
+        <w:t>`</w:t>
+      </w:r>
+      <w:proofErr w:type="spellStart"/>
+      <w:r>
+        <w:t>affected_post%weight</w:t>
+      </w:r>
+      <w:proofErr w:type="spellEnd"/>
+      <w:r>
+        <w:t>` -22.51502048 15.1286491</w:t>
+      </w:r>
+    </w:p>
+    <w:p>
+      <w:proofErr w:type="spellStart"/>
+      <w:r>
+        <w:t>PCS_sum_post</w:t>
+      </w:r>
+      <w:proofErr w:type="spellEnd"/>
+      <w:r>
+        <w:t xml:space="preserve">            -0.50630745 -0.2504894</w:t>
+      </w:r>
+    </w:p>
+    <w:p>
+      <w:proofErr w:type="spellStart"/>
+      <w:r>
+        <w:t>TUG_post</w:t>
+      </w:r>
+      <w:proofErr w:type="spellEnd"/>
+      <w:r>
+        <w:t xml:space="preserve">                -0.85635697 -0.2571884</w:t>
+      </w:r>
+    </w:p>
+    <w:p>
+      <w:proofErr w:type="spellStart"/>
+      <w:r>
+        <w:t>ROM_flex_post</w:t>
+      </w:r>
+      <w:proofErr w:type="spellEnd"/>
+      <w:r>
+        <w:t xml:space="preserve">           -0.</w:t>
+      </w:r>
+      <w:proofErr w:type="gramStart"/>
+      <w:r>
+        <w:t>22244768  0.2143087</w:t>
+      </w:r>
+      <w:proofErr w:type="gramEnd"/>
+    </w:p>
+    <w:p>
+      <w:r>
+        <w:rPr>
+          <w:rFonts w:hint="eastAsia"/>
+        </w:rPr>
+        <w:t>出力</w:t>
+      </w:r>
+      <w:r>
+        <w:t xml:space="preserve">: TKA術前・術後データ_scored_regression_R2.csv  </w:t>
+      </w:r>
+    </w:p>
+    <w:p/>
+    <w:p/>
+    <w:p/>
+    <w:p/>
+    <w:p/>
+    <w:p/>
+    <w:p/>
+    <w:p/>
+    <w:p/>
+    <w:p>
+      <w:pPr>
+        <w:rPr>
+          <w:rFonts w:hint="eastAsia"/>
+        </w:rPr>
+      </w:pPr>
+      <w:proofErr w:type="spellStart"/>
+      <w:r>
+        <w:lastRenderedPageBreak/>
+        <w:t>Coefficients:</w:t>
+      </w:r>
+      <w:r>
+        <w:t>activity</w:t>
+      </w:r>
+      <w:proofErr w:type="spellEnd"/>
+      <w:r>
+        <w:t xml:space="preserve"> </w:t>
+      </w:r>
+      <w:proofErr w:type="spellStart"/>
+      <w:r>
+        <w:t>PCSpost</w:t>
+      </w:r>
+      <w:proofErr w:type="spellEnd"/>
+      <w:r>
+        <w:t xml:space="preserve"> TUG</w:t>
+      </w:r>
+      <w:r>
+        <w:rPr>
+          <w:rFonts w:hint="eastAsia"/>
+        </w:rPr>
+        <w:t>あり</w:t>
+      </w:r>
+    </w:p>
+    <w:p>
+      <w:r>
+        <w:t xml:space="preserve">                        Estimate Std. Error t value </w:t>
+      </w:r>
+      <w:proofErr w:type="spellStart"/>
+      <w:r>
+        <w:t>Pr</w:t>
+      </w:r>
+      <w:proofErr w:type="spellEnd"/>
+      <w:r>
+        <w:t xml:space="preserve">(&gt;|t|)    </w:t>
+      </w:r>
+    </w:p>
+    <w:p>
+      <w:r>
+        <w:t>(</w:t>
+      </w:r>
+      <w:proofErr w:type="gramStart"/>
+      <w:r>
+        <w:t xml:space="preserve">Intercept)   </w:t>
+      </w:r>
+      <w:proofErr w:type="gramEnd"/>
+      <w:r>
+        <w:t xml:space="preserve">         117.62317   45.13831   2.606 0.011501 *  </w:t>
+      </w:r>
+    </w:p>
+    <w:p>
+      <w:r>
+        <w:t xml:space="preserve">`年齢（歳）`            -0.32681    0.27786  -1.176 0.244095    </w:t>
+      </w:r>
+    </w:p>
+    <w:p>
+      <w:r>
+        <w:t xml:space="preserve">BMI                     -0.57322    </w:t>
+      </w:r>
+      <w:proofErr w:type="gramStart"/>
+      <w:r>
+        <w:t>0.41744  -</w:t>
+      </w:r>
+      <w:proofErr w:type="gramEnd"/>
+      <w:r>
+        <w:t xml:space="preserve">1.373 0.174730    </w:t>
+      </w:r>
+    </w:p>
+    <w:p>
+      <w:r>
+        <w:t xml:space="preserve">sex                     -3.42896    </w:t>
+      </w:r>
+      <w:proofErr w:type="gramStart"/>
+      <w:r>
+        <w:t>4.97285  -</w:t>
+      </w:r>
+      <w:proofErr w:type="gramEnd"/>
+      <w:r>
+        <w:t xml:space="preserve">0.690 0.493102    </w:t>
+      </w:r>
+    </w:p>
+    <w:p>
+      <w:r>
+        <w:t>`</w:t>
+      </w:r>
+      <w:proofErr w:type="spellStart"/>
+      <w:r>
+        <w:t>affected_post%weight</w:t>
+      </w:r>
+      <w:proofErr w:type="spellEnd"/>
+      <w:proofErr w:type="gramStart"/>
+      <w:r>
+        <w:t>`  24.33851</w:t>
+      </w:r>
+      <w:proofErr w:type="gramEnd"/>
+      <w:r>
+        <w:t xml:space="preserve">   22.51924   1.081 0.284046    </w:t>
+      </w:r>
+    </w:p>
+    <w:p>
+      <w:proofErr w:type="spellStart"/>
+      <w:r>
+        <w:t>PCS_sum_post</w:t>
+      </w:r>
+      <w:proofErr w:type="spellEnd"/>
+      <w:r>
+        <w:t xml:space="preserve">            -0.43406    </w:t>
+      </w:r>
+      <w:proofErr w:type="gramStart"/>
+      <w:r>
+        <w:t>0.15304  -</w:t>
+      </w:r>
+      <w:proofErr w:type="gramEnd"/>
+      <w:r>
+        <w:t xml:space="preserve">2.836 0.006184 ** </w:t>
+      </w:r>
+    </w:p>
+    <w:p>
+      <w:proofErr w:type="spellStart"/>
+      <w:r>
+        <w:t>TUG_post</w:t>
+      </w:r>
+      <w:proofErr w:type="spellEnd"/>
+      <w:r>
+        <w:t xml:space="preserve">                -1.28962    </w:t>
+      </w:r>
+      <w:proofErr w:type="gramStart"/>
+      <w:r>
+        <w:t>0.35844  -</w:t>
+      </w:r>
+      <w:proofErr w:type="gramEnd"/>
+      <w:r>
+        <w:t>3.598 0.000644 ***</w:t>
+      </w:r>
+    </w:p>
+    <w:p>
+      <w:proofErr w:type="spellStart"/>
+      <w:r>
+        <w:t>ROM_flex_post</w:t>
+      </w:r>
+      <w:proofErr w:type="spellEnd"/>
+      <w:r>
+        <w:t xml:space="preserve">            0.01415    0.26128   0.054 0.956994    </w:t>
+      </w:r>
+    </w:p>
+    <w:p>
+      <w:r>
+        <w:t>---</w:t>
+      </w:r>
+    </w:p>
+    <w:p>
+      <w:proofErr w:type="spellStart"/>
+      <w:r>
+        <w:t>Signif</w:t>
+      </w:r>
+      <w:proofErr w:type="spellEnd"/>
+      <w:r>
+        <w:t xml:space="preserve">. codes:  0 ‘***’ 0.001 ‘**’ 0.01 ‘*’ 0.05 ‘.’ 0.1 </w:t>
+      </w:r>
+      <w:proofErr w:type="gramStart"/>
+      <w:r>
+        <w:t>‘ ’</w:t>
+      </w:r>
+      <w:proofErr w:type="gramEnd"/>
+      <w:r>
+        <w:t xml:space="preserve"> 1</w:t>
+      </w:r>
+    </w:p>
+    <w:p/>
+    <w:p>
+      <w:r>
+        <w:t>Residual standard error: 12.47 on 61 degrees of freedom</w:t>
+      </w:r>
+    </w:p>
+    <w:p>
+      <w:r>
+        <w:t xml:space="preserve">Multiple R-squared:  0.4105,    Adjusted R-squared:  0.3428 </w:t>
+      </w:r>
+    </w:p>
+    <w:p>
+      <w:r>
+        <w:t xml:space="preserve">F-statistic: 6.067 on 7 and 61 </w:t>
+      </w:r>
+      <w:proofErr w:type="gramStart"/>
+      <w:r>
+        <w:t>DF,  p</w:t>
+      </w:r>
+      <w:proofErr w:type="gramEnd"/>
+      <w:r>
+        <w:t>-value: 2.154e-05</w:t>
+      </w:r>
+    </w:p>
+    <w:p/>
+    <w:p>
+      <w:r>
+        <w:t xml:space="preserve">                             2.5 %      97.5 %</w:t>
+      </w:r>
+    </w:p>
+    <w:p>
+      <w:r>
+        <w:t>(</w:t>
+      </w:r>
+      <w:proofErr w:type="gramStart"/>
+      <w:r>
+        <w:t xml:space="preserve">Intercept)   </w:t>
+      </w:r>
+      <w:proofErr w:type="gramEnd"/>
+      <w:r>
+        <w:t xml:space="preserve">          27.3635414 207.8827924</w:t>
+      </w:r>
+    </w:p>
+    <w:p>
+      <w:r>
+        <w:t>`年齢（歳）`            -0.8824124   0.2288001</w:t>
+      </w:r>
+    </w:p>
+    <w:p>
+      <w:r>
+        <w:t>BMI                     -1.4079483   0.2615153</w:t>
+      </w:r>
+    </w:p>
+    <w:p>
+      <w:r>
+        <w:t>sex                    -13.3727889   6.5148786</w:t>
+      </w:r>
+    </w:p>
+    <w:p>
+      <w:r>
+        <w:t>`</w:t>
+      </w:r>
+      <w:proofErr w:type="spellStart"/>
+      <w:r>
+        <w:t>affected_post%weight</w:t>
+      </w:r>
+      <w:proofErr w:type="spellEnd"/>
+      <w:r>
+        <w:t>` -20.</w:t>
+      </w:r>
+      <w:proofErr w:type="gramStart"/>
+      <w:r>
+        <w:t>6915040  69.3685198</w:t>
+      </w:r>
+      <w:proofErr w:type="gramEnd"/>
+    </w:p>
+    <w:p>
+      <w:proofErr w:type="spellStart"/>
+      <w:r>
+        <w:t>PCS_sum_post</w:t>
+      </w:r>
+      <w:proofErr w:type="spellEnd"/>
+      <w:r>
+        <w:t xml:space="preserve">            -0.</w:t>
+      </w:r>
+      <w:proofErr w:type="gramStart"/>
+      <w:r>
+        <w:t>7400781  -</w:t>
+      </w:r>
+      <w:proofErr w:type="gramEnd"/>
+      <w:r>
+        <w:t>0.1280500</w:t>
+      </w:r>
+    </w:p>
+    <w:p>
+      <w:proofErr w:type="spellStart"/>
+      <w:r>
+        <w:t>TUG_post</w:t>
+      </w:r>
+      <w:proofErr w:type="spellEnd"/>
+      <w:r>
+        <w:t xml:space="preserve">                -2.</w:t>
+      </w:r>
+      <w:proofErr w:type="gramStart"/>
+      <w:r>
+        <w:t>0063587  -</w:t>
+      </w:r>
+      <w:proofErr w:type="gramEnd"/>
+      <w:r>
+        <w:t>0.5728869</w:t>
+      </w:r>
+    </w:p>
+    <w:p>
+      <w:proofErr w:type="spellStart"/>
+      <w:r>
+        <w:t>ROM_flex_post</w:t>
+      </w:r>
+      <w:proofErr w:type="spellEnd"/>
+      <w:r>
+        <w:t xml:space="preserve">           -0.5083078   0.5366033</w:t>
+      </w:r>
+    </w:p>
+    <w:p>
+      <w:r>
+        <w:rPr>
+          <w:rFonts w:hint="eastAsia"/>
+        </w:rPr>
+        <w:t>出力</w:t>
+      </w:r>
+      <w:r>
+        <w:t>: TKA術前・術後データ_scored_regression_R2.csv</w:t>
+      </w:r>
+    </w:p>
+    <w:p/>
+    <w:p/>
+    <w:p/>
+    <w:p/>
+    <w:p/>
+    <w:p/>
+    <w:p/>
+    <w:p/>
+    <w:p/>
+    <w:p>
+      <w:r>
+        <w:lastRenderedPageBreak/>
+        <w:t>========== 標準化係数 ==========</w:t>
+      </w:r>
+      <w:r>
+        <w:t xml:space="preserve"> 3/25</w:t>
+      </w:r>
+    </w:p>
+    <w:p/>
+    <w:p>
+      <w:pPr>
+        <w:rPr>
+          <w:rFonts w:hint="eastAsia"/>
+        </w:rPr>
+      </w:pPr>
+      <w:proofErr w:type="spellStart"/>
+      <w:r>
+        <w:t>Call:</w:t>
+      </w:r>
+      <w:r>
+        <w:t>symptoms</w:t>
+      </w:r>
+      <w:r>
+        <w:t>_post</w:t>
+      </w:r>
+      <w:proofErr w:type="spellEnd"/>
+      <w:r>
+        <w:t xml:space="preserve"> </w:t>
+      </w:r>
+      <w:r>
+        <w:rPr>
+          <w:rFonts w:hint="eastAsia"/>
+        </w:rPr>
+        <w:t xml:space="preserve">標準化係数　</w:t>
+      </w:r>
+      <w:proofErr w:type="spellStart"/>
+      <w:r>
+        <w:t>PCS_post</w:t>
+      </w:r>
+      <w:proofErr w:type="spellEnd"/>
+      <w:r>
+        <w:t xml:space="preserve"> </w:t>
+      </w:r>
+      <w:r>
+        <w:rPr>
+          <w:rFonts w:hint="eastAsia"/>
+        </w:rPr>
+        <w:t>TUGあり</w:t>
+      </w:r>
+    </w:p>
+    <w:p>
+      <w:proofErr w:type="spellStart"/>
+      <w:proofErr w:type="gramStart"/>
+      <w:r>
+        <w:t>lm</w:t>
+      </w:r>
+      <w:proofErr w:type="spellEnd"/>
+      <w:r>
+        <w:t>(</w:t>
+      </w:r>
+      <w:proofErr w:type="gramEnd"/>
+      <w:r>
+        <w:t xml:space="preserve">formula = </w:t>
+      </w:r>
+      <w:proofErr w:type="spellStart"/>
+      <w:r>
+        <w:t>fmla</w:t>
+      </w:r>
+      <w:proofErr w:type="spellEnd"/>
+      <w:r>
+        <w:t>, data = df2_std)</w:t>
+      </w:r>
+    </w:p>
+    <w:p/>
+    <w:p>
+      <w:r>
+        <w:t>Residuals:</w:t>
+      </w:r>
+    </w:p>
+    <w:p>
+      <w:r>
+        <w:t xml:space="preserve">     Min       1Q   Median       3Q      Max </w:t>
+      </w:r>
+    </w:p>
+    <w:p>
+      <w:r>
+        <w:t>-2.67228 -0.</w:t>
+      </w:r>
+      <w:proofErr w:type="gramStart"/>
+      <w:r>
+        <w:t>54414  0.02488</w:t>
+      </w:r>
+      <w:proofErr w:type="gramEnd"/>
+      <w:r>
+        <w:t xml:space="preserve">  0.63736  1.95173 </w:t>
+      </w:r>
+    </w:p>
+    <w:p/>
+    <w:p>
+      <w:r>
+        <w:t>Coefficients:</w:t>
+      </w:r>
+    </w:p>
+    <w:p>
+      <w:r>
+        <w:t xml:space="preserve">                         Estimate Std. Error t value </w:t>
+      </w:r>
+      <w:proofErr w:type="spellStart"/>
+      <w:r>
+        <w:t>Pr</w:t>
+      </w:r>
+      <w:proofErr w:type="spellEnd"/>
+      <w:r>
+        <w:t xml:space="preserve">(&gt;|t|)   </w:t>
+      </w:r>
+    </w:p>
+    <w:p>
+      <w:r>
+        <w:t>(</w:t>
+      </w:r>
+      <w:proofErr w:type="gramStart"/>
+      <w:r>
+        <w:t xml:space="preserve">Intercept)   </w:t>
+      </w:r>
+      <w:proofErr w:type="gramEnd"/>
+      <w:r>
+        <w:t xml:space="preserve">          1.809e-16  1.043e-01   0.000  1.00000   </w:t>
+      </w:r>
+    </w:p>
+    <w:p>
+      <w:r>
+        <w:t xml:space="preserve">`年齢（歳）`            7.639e-02  1.191e-01   0.641  0.52375   </w:t>
+      </w:r>
+    </w:p>
+    <w:p>
+      <w:r>
+        <w:t>sex                     6.632e-</w:t>
+      </w:r>
+      <w:proofErr w:type="gramStart"/>
+      <w:r>
+        <w:t>02  1.226e</w:t>
+      </w:r>
+      <w:proofErr w:type="gramEnd"/>
+      <w:r>
+        <w:t xml:space="preserve">-01   0.541  0.59038   </w:t>
+      </w:r>
+    </w:p>
+    <w:p>
+      <w:r>
+        <w:t>BMI                     4.115e-</w:t>
+      </w:r>
+      <w:proofErr w:type="gramStart"/>
+      <w:r>
+        <w:t>02  1.213e</w:t>
+      </w:r>
+      <w:proofErr w:type="gramEnd"/>
+      <w:r>
+        <w:t xml:space="preserve">-01   0.339  0.73556   </w:t>
+      </w:r>
+    </w:p>
+    <w:p>
+      <w:r>
+        <w:t>`</w:t>
+      </w:r>
+      <w:proofErr w:type="spellStart"/>
+      <w:r>
+        <w:t>affected_post%weight</w:t>
+      </w:r>
+      <w:proofErr w:type="spellEnd"/>
+      <w:proofErr w:type="gramStart"/>
+      <w:r>
+        <w:t>`  1.287e</w:t>
+      </w:r>
+      <w:proofErr w:type="gramEnd"/>
+      <w:r>
+        <w:t xml:space="preserve">-02  1.190e-01   0.108  0.91424   </w:t>
+      </w:r>
+    </w:p>
+    <w:p>
+      <w:proofErr w:type="spellStart"/>
+      <w:r>
+        <w:t>PCS_sum_post</w:t>
+      </w:r>
+      <w:proofErr w:type="spellEnd"/>
+      <w:r>
+        <w:t xml:space="preserve">           -2.940e-</w:t>
+      </w:r>
+      <w:proofErr w:type="gramStart"/>
+      <w:r>
+        <w:t>01  1.182e</w:t>
+      </w:r>
+      <w:proofErr w:type="gramEnd"/>
+      <w:r>
+        <w:t xml:space="preserve">-01  -2.488  0.01561 * </w:t>
+      </w:r>
+    </w:p>
+    <w:p>
+      <w:proofErr w:type="spellStart"/>
+      <w:r>
+        <w:t>ROM_flex_post</w:t>
+      </w:r>
+      <w:proofErr w:type="spellEnd"/>
+      <w:r>
+        <w:t xml:space="preserve">           1.910e-</w:t>
+      </w:r>
+      <w:proofErr w:type="gramStart"/>
+      <w:r>
+        <w:t>01  1.348e</w:t>
+      </w:r>
+      <w:proofErr w:type="gramEnd"/>
+      <w:r>
+        <w:t xml:space="preserve">-01   1.417  0.16146   </w:t>
+      </w:r>
+    </w:p>
+    <w:p>
+      <w:proofErr w:type="spellStart"/>
+      <w:r>
+        <w:t>TUG_post</w:t>
+      </w:r>
+      <w:proofErr w:type="spellEnd"/>
+      <w:r>
+        <w:t xml:space="preserve">               -3.449e-</w:t>
+      </w:r>
+      <w:proofErr w:type="gramStart"/>
+      <w:r>
+        <w:t>01  1.209e</w:t>
+      </w:r>
+      <w:proofErr w:type="gramEnd"/>
+      <w:r>
+        <w:t>-01  -2.852  0.00592 **</w:t>
+      </w:r>
+    </w:p>
+    <w:p>
+      <w:r>
+        <w:t>---</w:t>
+      </w:r>
+    </w:p>
+    <w:p>
+      <w:proofErr w:type="spellStart"/>
+      <w:r>
+        <w:t>Signif</w:t>
+      </w:r>
+      <w:proofErr w:type="spellEnd"/>
+      <w:r>
+        <w:t xml:space="preserve">. codes:  0 ‘***’ 0.001 ‘**’ 0.01 ‘*’ 0.05 ‘.’ 0.1 </w:t>
+      </w:r>
+      <w:proofErr w:type="gramStart"/>
+      <w:r>
+        <w:t>‘ ’</w:t>
+      </w:r>
+      <w:proofErr w:type="gramEnd"/>
+      <w:r>
+        <w:t xml:space="preserve"> 1</w:t>
+      </w:r>
+    </w:p>
+    <w:p/>
+    <w:p>
+      <w:r>
+        <w:t>Residual standard error: 0.8665 on 61 degrees of freedom</w:t>
+      </w:r>
+    </w:p>
+    <w:p>
+      <w:r>
+        <w:t xml:space="preserve">Multiple R-squared:  0.3264,    Adjusted R-squared:  0.2491 </w:t>
+      </w:r>
+    </w:p>
+    <w:p>
+      <w:r>
+        <w:t xml:space="preserve">F-statistic: 4.223 on 7 and 61 </w:t>
+      </w:r>
+      <w:proofErr w:type="gramStart"/>
+      <w:r>
+        <w:t>DF,  p</w:t>
+      </w:r>
+      <w:proofErr w:type="gramEnd"/>
+      <w:r>
+        <w:t>-value: 0.0007438</w:t>
+      </w:r>
+    </w:p>
+    <w:p/>
+    <w:p>
+      <w:r>
+        <w:t xml:space="preserve">                             2.5 %      97.5 %</w:t>
+      </w:r>
+    </w:p>
+    <w:p>
+      <w:r>
+        <w:t>(</w:t>
+      </w:r>
+      <w:proofErr w:type="gramStart"/>
+      <w:r>
+        <w:t xml:space="preserve">Intercept)   </w:t>
+      </w:r>
+      <w:proofErr w:type="gramEnd"/>
+      <w:r>
+        <w:t xml:space="preserve">         -0.20859502  0.20859502</w:t>
+      </w:r>
+    </w:p>
+    <w:p>
+      <w:r>
+        <w:t>`年齢（歳）`           -0.16182043  0.31460936</w:t>
+      </w:r>
+    </w:p>
+    <w:p>
+      <w:r>
+        <w:t>sex                    -0.</w:t>
+      </w:r>
+      <w:proofErr w:type="gramStart"/>
+      <w:r>
+        <w:t>17874476  0.31138635</w:t>
+      </w:r>
+      <w:proofErr w:type="gramEnd"/>
+    </w:p>
+    <w:p>
+      <w:r>
+        <w:t>BMI                    -0.</w:t>
+      </w:r>
+      <w:proofErr w:type="gramStart"/>
+      <w:r>
+        <w:t>20136286  0.28365863</w:t>
+      </w:r>
+      <w:proofErr w:type="gramEnd"/>
+    </w:p>
+    <w:p>
+      <w:r>
+        <w:t>`</w:t>
+      </w:r>
+      <w:proofErr w:type="spellStart"/>
+      <w:r>
+        <w:t>affected_post%weight</w:t>
+      </w:r>
+      <w:proofErr w:type="spellEnd"/>
+      <w:r>
+        <w:t>` -0.</w:t>
+      </w:r>
+      <w:proofErr w:type="gramStart"/>
+      <w:r>
+        <w:t>22505748  0.25079177</w:t>
+      </w:r>
+      <w:proofErr w:type="gramEnd"/>
+    </w:p>
+    <w:p>
+      <w:proofErr w:type="spellStart"/>
+      <w:r>
+        <w:t>PCS_sum_post</w:t>
+      </w:r>
+      <w:proofErr w:type="spellEnd"/>
+      <w:r>
+        <w:t xml:space="preserve">           -0.53038671 -0.05767382</w:t>
+      </w:r>
+    </w:p>
+    <w:p>
+      <w:proofErr w:type="spellStart"/>
+      <w:r>
+        <w:t>ROM_flex_post</w:t>
+      </w:r>
+      <w:proofErr w:type="spellEnd"/>
+      <w:r>
+        <w:t xml:space="preserve">          -0.</w:t>
+      </w:r>
+      <w:proofErr w:type="gramStart"/>
+      <w:r>
+        <w:t>07846848  0.46050823</w:t>
+      </w:r>
+      <w:proofErr w:type="gramEnd"/>
+    </w:p>
+    <w:p>
+      <w:proofErr w:type="spellStart"/>
+      <w:r>
+        <w:t>TUG_post</w:t>
+      </w:r>
+      <w:proofErr w:type="spellEnd"/>
+      <w:r>
+        <w:t xml:space="preserve">               -0.58676976 -0.10311678</w:t>
+      </w:r>
+    </w:p>
+    <w:p/>
+    <w:p/>
+    <w:p>
+      <w:r>
+        <w:t>========== 係数の比較 ==========</w:t>
+      </w:r>
+    </w:p>
+    <w:p>
+      <w:r>
+        <w:t xml:space="preserve">                                     </w:t>
+      </w:r>
+      <w:proofErr w:type="gramStart"/>
+      <w:r>
+        <w:t xml:space="preserve">Variable  </w:t>
+      </w:r>
+      <w:proofErr w:type="spellStart"/>
+      <w:r>
+        <w:t>Unstd</w:t>
+      </w:r>
+      <w:proofErr w:type="gramEnd"/>
+      <w:r>
+        <w:t>_Coef</w:t>
+      </w:r>
+      <w:proofErr w:type="spellEnd"/>
+      <w:r>
+        <w:t xml:space="preserve"> </w:t>
+      </w:r>
+      <w:proofErr w:type="spellStart"/>
+      <w:r>
+        <w:t>Unstd_CI_Lower</w:t>
+      </w:r>
+      <w:proofErr w:type="spellEnd"/>
+    </w:p>
+    <w:p>
+      <w:r>
+        <w:t>(</w:t>
+      </w:r>
+      <w:proofErr w:type="gramStart"/>
+      <w:r>
+        <w:t xml:space="preserve">Intercept)   </w:t>
+      </w:r>
+      <w:proofErr w:type="gramEnd"/>
+      <w:r>
+        <w:t xml:space="preserve">                    (Intercept)  7.74213040   -14.91141403</w:t>
+      </w:r>
+    </w:p>
+    <w:p>
+      <w:r>
+        <w:t>`年齢（歳）`                     `年齢（歳）`  0.04472010    -0.09472709</w:t>
+      </w:r>
+    </w:p>
+    <w:p>
+      <w:r>
+        <w:t xml:space="preserve">sex                                       </w:t>
+      </w:r>
+      <w:proofErr w:type="spellStart"/>
+      <w:proofErr w:type="gramStart"/>
+      <w:r>
+        <w:t>sex</w:t>
+      </w:r>
+      <w:proofErr w:type="spellEnd"/>
+      <w:r>
+        <w:t xml:space="preserve">  0.67540449</w:t>
+      </w:r>
+      <w:proofErr w:type="gramEnd"/>
+      <w:r>
+        <w:t xml:space="preserve">    -1.82031913</w:t>
+      </w:r>
+    </w:p>
+    <w:p>
+      <w:r>
+        <w:t xml:space="preserve">BMI                                       </w:t>
+      </w:r>
+      <w:proofErr w:type="spellStart"/>
+      <w:proofErr w:type="gramStart"/>
+      <w:r>
+        <w:t>BMI</w:t>
+      </w:r>
+      <w:proofErr w:type="spellEnd"/>
+      <w:r>
+        <w:t xml:space="preserve">  0.03554726</w:t>
+      </w:r>
+      <w:proofErr w:type="gramEnd"/>
+      <w:r>
+        <w:t xml:space="preserve">    -0.17395542</w:t>
+      </w:r>
+    </w:p>
+    <w:p>
+      <w:r>
+        <w:t>`</w:t>
+      </w:r>
+      <w:proofErr w:type="spellStart"/>
+      <w:r>
+        <w:t>affected_post%weight</w:t>
+      </w:r>
+      <w:proofErr w:type="spellEnd"/>
+      <w:r>
+        <w:t>` `</w:t>
+      </w:r>
+      <w:proofErr w:type="spellStart"/>
+      <w:r>
+        <w:t>affected_post%weight</w:t>
+      </w:r>
+      <w:proofErr w:type="spellEnd"/>
+      <w:proofErr w:type="gramStart"/>
+      <w:r>
+        <w:t>`  0.61120584</w:t>
+      </w:r>
+      <w:proofErr w:type="gramEnd"/>
+      <w:r>
+        <w:t xml:space="preserve">   -10.69051815</w:t>
+      </w:r>
+    </w:p>
+    <w:p>
+      <w:proofErr w:type="spellStart"/>
+      <w:r>
+        <w:t>PCS_sum_post</w:t>
+      </w:r>
+      <w:proofErr w:type="spellEnd"/>
+      <w:r>
+        <w:t xml:space="preserve">                     </w:t>
+      </w:r>
+      <w:proofErr w:type="spellStart"/>
+      <w:r>
+        <w:t>PCS_sum_post</w:t>
+      </w:r>
+      <w:proofErr w:type="spellEnd"/>
+      <w:r>
+        <w:t xml:space="preserve"> -0.09554513    -0.17234915</w:t>
+      </w:r>
+    </w:p>
+    <w:p>
+      <w:proofErr w:type="spellStart"/>
+      <w:r>
+        <w:t>ROM_flex_post</w:t>
+      </w:r>
+      <w:proofErr w:type="spellEnd"/>
+      <w:r>
+        <w:t xml:space="preserve">                   </w:t>
+      </w:r>
+      <w:proofErr w:type="spellStart"/>
+      <w:r>
+        <w:t>ROM_flex_</w:t>
+      </w:r>
+      <w:proofErr w:type="gramStart"/>
+      <w:r>
+        <w:t>post</w:t>
+      </w:r>
+      <w:proofErr w:type="spellEnd"/>
+      <w:r>
+        <w:t xml:space="preserve">  0.09294596</w:t>
+      </w:r>
+      <w:proofErr w:type="gramEnd"/>
+      <w:r>
+        <w:t xml:space="preserve">    -0.03818099</w:t>
+      </w:r>
+    </w:p>
+    <w:p>
+      <w:proofErr w:type="spellStart"/>
+      <w:r>
+        <w:t>TUG_post</w:t>
+      </w:r>
+      <w:proofErr w:type="spellEnd"/>
+      <w:r>
+        <w:t xml:space="preserve">                             </w:t>
+      </w:r>
+      <w:proofErr w:type="spellStart"/>
+      <w:r>
+        <w:t>TUG_post</w:t>
+      </w:r>
+      <w:proofErr w:type="spellEnd"/>
+      <w:r>
+        <w:t xml:space="preserve"> -0.25659347    -0.43648131</w:t>
+      </w:r>
+    </w:p>
+    <w:p>
+      <w:r>
+        <w:t xml:space="preserve">                       </w:t>
+      </w:r>
+      <w:proofErr w:type="spellStart"/>
+      <w:r>
+        <w:t>Unstd_CI_Upper</w:t>
+      </w:r>
+      <w:proofErr w:type="spellEnd"/>
+      <w:r>
+        <w:t xml:space="preserve">      </w:t>
+      </w:r>
+      <w:proofErr w:type="spellStart"/>
+      <w:r>
+        <w:t>Std_Coef</w:t>
+      </w:r>
+      <w:proofErr w:type="spellEnd"/>
+      <w:r>
+        <w:t xml:space="preserve"> </w:t>
+      </w:r>
+      <w:proofErr w:type="spellStart"/>
+      <w:r>
+        <w:t>Std_CI_Lower</w:t>
+      </w:r>
+      <w:proofErr w:type="spellEnd"/>
+      <w:r>
+        <w:t xml:space="preserve"> </w:t>
+      </w:r>
+      <w:proofErr w:type="spellStart"/>
+      <w:r>
+        <w:t>Std_CI_Upper</w:t>
+      </w:r>
+      <w:proofErr w:type="spellEnd"/>
+    </w:p>
+    <w:p>
+      <w:r>
+        <w:t>(</w:t>
+      </w:r>
+      <w:proofErr w:type="gramStart"/>
+      <w:r>
+        <w:t xml:space="preserve">Intercept)   </w:t>
+      </w:r>
+      <w:proofErr w:type="gramEnd"/>
+      <w:r>
+        <w:t xml:space="preserve">            30.39567482  1.808920e-16  -0.20859502   0.20859502</w:t>
+      </w:r>
+    </w:p>
+    <w:p>
+      <w:r>
+        <w:t>`年齢（歳）`               0.18416728  7.639447e-02  -0.16182043   0.31460936</w:t>
+      </w:r>
+    </w:p>
+    <w:p>
+      <w:r>
+        <w:t xml:space="preserve">sex                        </w:t>
+      </w:r>
+      <w:proofErr w:type="gramStart"/>
+      <w:r>
+        <w:t>3.17112812  6.632080e</w:t>
+      </w:r>
+      <w:proofErr w:type="gramEnd"/>
+      <w:r>
+        <w:t>-02  -0.17874476   0.31138635</w:t>
+      </w:r>
+    </w:p>
+    <w:p>
+      <w:r>
+        <w:t xml:space="preserve">BMI                        </w:t>
+      </w:r>
+      <w:proofErr w:type="gramStart"/>
+      <w:r>
+        <w:t>0.24504994  4.114789e</w:t>
+      </w:r>
+      <w:proofErr w:type="gramEnd"/>
+      <w:r>
+        <w:t>-02  -0.20136286   0.28365863</w:t>
+      </w:r>
+    </w:p>
+    <w:p>
+      <w:r>
+        <w:t>`</w:t>
+      </w:r>
+      <w:proofErr w:type="spellStart"/>
+      <w:r>
+        <w:t>affected_post%weight</w:t>
+      </w:r>
+      <w:proofErr w:type="spellEnd"/>
+      <w:r>
+        <w:t xml:space="preserve">`    </w:t>
+      </w:r>
+      <w:proofErr w:type="gramStart"/>
+      <w:r>
+        <w:t>11.91292983  1.286715e</w:t>
+      </w:r>
+      <w:proofErr w:type="gramEnd"/>
+      <w:r>
+        <w:t>-02  -0.22505748   0.25079177</w:t>
+      </w:r>
+    </w:p>
+    <w:p>
+      <w:proofErr w:type="spellStart"/>
+      <w:r>
+        <w:t>PCS_sum_post</w:t>
+      </w:r>
+      <w:proofErr w:type="spellEnd"/>
+      <w:r>
+        <w:t xml:space="preserve">              -0.01874111 -2.940303e-</w:t>
+      </w:r>
+      <w:proofErr w:type="gramStart"/>
+      <w:r>
+        <w:t>01  -</w:t>
+      </w:r>
+      <w:proofErr w:type="gramEnd"/>
+      <w:r>
+        <w:t>0.53038671  -0.05767382</w:t>
+      </w:r>
+    </w:p>
+    <w:p>
+      <w:proofErr w:type="spellStart"/>
+      <w:r>
+        <w:t>ROM_flex_post</w:t>
+      </w:r>
+      <w:proofErr w:type="spellEnd"/>
+      <w:r>
+        <w:t xml:space="preserve">              </w:t>
+      </w:r>
+      <w:proofErr w:type="gramStart"/>
+      <w:r>
+        <w:t>0.22407291  1.910199e</w:t>
+      </w:r>
+      <w:proofErr w:type="gramEnd"/>
+      <w:r>
+        <w:t>-01  -0.07846848   0.46050823</w:t>
+      </w:r>
+    </w:p>
+    <w:p>
+      <w:proofErr w:type="spellStart"/>
+      <w:r>
+        <w:t>TUG_post</w:t>
+      </w:r>
+      <w:proofErr w:type="spellEnd"/>
+      <w:r>
+        <w:t xml:space="preserve">                  -0.07670563 -3.449433e-</w:t>
+      </w:r>
+      <w:proofErr w:type="gramStart"/>
+      <w:r>
+        <w:t>01  -</w:t>
+      </w:r>
+      <w:proofErr w:type="gramEnd"/>
+      <w:r>
+        <w:t>0.58676976  -0.10311678</w:t>
+      </w:r>
+    </w:p>
+    <w:p/>
+    <w:p/>
+    <w:p/>
+    <w:p/>
+    <w:p/>
+    <w:p/>
+    <w:p/>
+    <w:p/>
+    <w:p/>
+    <w:p/>
+    <w:p/>
+    <w:p/>
+    <w:p/>
+    <w:p/>
+    <w:p/>
+    <w:p/>
+    <w:p>
+      <w:r>
+        <w:lastRenderedPageBreak/>
+        <w:t>========== 標準化係数 ==========</w:t>
+      </w:r>
+      <w:r>
+        <w:t xml:space="preserve"> 3/25</w:t>
+      </w:r>
+    </w:p>
+    <w:p/>
+    <w:p>
+      <w:proofErr w:type="spellStart"/>
+      <w:proofErr w:type="gramStart"/>
+      <w:r>
+        <w:t>Call:</w:t>
+      </w:r>
+      <w:r>
+        <w:t>s</w:t>
+      </w:r>
+      <w:r>
+        <w:t>atisfacthion</w:t>
+      </w:r>
+      <w:proofErr w:type="spellEnd"/>
+      <w:proofErr w:type="gramEnd"/>
+      <w:r>
+        <w:t xml:space="preserve">. </w:t>
+      </w:r>
+      <w:r>
+        <w:rPr>
+          <w:rFonts w:hint="eastAsia"/>
+        </w:rPr>
+        <w:t xml:space="preserve">標準化係数　</w:t>
+      </w:r>
+      <w:proofErr w:type="spellStart"/>
+      <w:r>
+        <w:rPr>
+          <w:rFonts w:hint="eastAsia"/>
+        </w:rPr>
+        <w:t>P</w:t>
+      </w:r>
+      <w:r>
+        <w:t>CS_post</w:t>
+      </w:r>
+      <w:proofErr w:type="spellEnd"/>
+      <w:r>
+        <w:t xml:space="preserve"> TUG</w:t>
+      </w:r>
+      <w:r>
+        <w:rPr>
+          <w:rFonts w:hint="eastAsia"/>
+        </w:rPr>
+        <w:t>あり</w:t>
+      </w:r>
+    </w:p>
+    <w:p>
+      <w:proofErr w:type="spellStart"/>
+      <w:proofErr w:type="gramStart"/>
+      <w:r>
+        <w:t>lm</w:t>
+      </w:r>
+      <w:proofErr w:type="spellEnd"/>
+      <w:r>
+        <w:t>(</w:t>
+      </w:r>
+      <w:proofErr w:type="gramEnd"/>
+      <w:r>
+        <w:t xml:space="preserve">formula = </w:t>
+      </w:r>
+      <w:proofErr w:type="spellStart"/>
+      <w:r>
+        <w:t>fmla</w:t>
+      </w:r>
+      <w:proofErr w:type="spellEnd"/>
+      <w:r>
+        <w:t>, data = df2_std)</w:t>
+      </w:r>
+    </w:p>
+    <w:p/>
+    <w:p>
+      <w:r>
+        <w:t>Residuals:</w:t>
+      </w:r>
+    </w:p>
+    <w:p>
+      <w:r>
+        <w:t xml:space="preserve">     Min       1Q   Median       3Q      Max </w:t>
+      </w:r>
+    </w:p>
+    <w:p>
+      <w:r>
+        <w:t>-1.66725 -0.40564 -0.</w:t>
+      </w:r>
+      <w:proofErr w:type="gramStart"/>
+      <w:r>
+        <w:t>04366  0.53531</w:t>
+      </w:r>
+      <w:proofErr w:type="gramEnd"/>
+      <w:r>
+        <w:t xml:space="preserve">  1.55462 </w:t>
+      </w:r>
+    </w:p>
+    <w:p/>
+    <w:p>
+      <w:r>
+        <w:t>Coefficients:</w:t>
+      </w:r>
+    </w:p>
+    <w:p>
+      <w:r>
+        <w:t xml:space="preserve">                         Estimate Std. Error t value </w:t>
+      </w:r>
+      <w:proofErr w:type="spellStart"/>
+      <w:r>
+        <w:t>Pr</w:t>
+      </w:r>
+      <w:proofErr w:type="spellEnd"/>
+      <w:r>
+        <w:t xml:space="preserve">(&gt;|t|)    </w:t>
+      </w:r>
+    </w:p>
+    <w:p>
+      <w:r>
+        <w:t>(</w:t>
+      </w:r>
+      <w:proofErr w:type="gramStart"/>
+      <w:r>
+        <w:t xml:space="preserve">Intercept)   </w:t>
+      </w:r>
+      <w:proofErr w:type="gramEnd"/>
+      <w:r>
+        <w:t xml:space="preserve">         -4.551e-16  8.579e-02   0.000 1.000000    </w:t>
+      </w:r>
+    </w:p>
+    <w:p>
+      <w:r>
+        <w:t xml:space="preserve">`年齢（歳）`            2.548e-01  9.797e-02   2.601 0.011650 *  </w:t>
+      </w:r>
+    </w:p>
+    <w:p>
+      <w:r>
+        <w:t>sex                     1.262e-</w:t>
+      </w:r>
+      <w:proofErr w:type="gramStart"/>
+      <w:r>
+        <w:t>02  1.008e</w:t>
+      </w:r>
+      <w:proofErr w:type="gramEnd"/>
+      <w:r>
+        <w:t xml:space="preserve">-01   0.125 0.900735    </w:t>
+      </w:r>
+    </w:p>
+    <w:p>
+      <w:r>
+        <w:t>BMI                     5.385e-</w:t>
+      </w:r>
+      <w:proofErr w:type="gramStart"/>
+      <w:r>
+        <w:t>02  9.973e</w:t>
+      </w:r>
+      <w:proofErr w:type="gramEnd"/>
+      <w:r>
+        <w:t xml:space="preserve">-02   0.540 0.591218    </w:t>
+      </w:r>
+    </w:p>
+    <w:p>
+      <w:r>
+        <w:t>`</w:t>
+      </w:r>
+      <w:proofErr w:type="spellStart"/>
+      <w:r>
+        <w:t>affected_post%weight</w:t>
+      </w:r>
+      <w:proofErr w:type="spellEnd"/>
+      <w:r>
+        <w:t>` -3.839e-</w:t>
+      </w:r>
+      <w:proofErr w:type="gramStart"/>
+      <w:r>
+        <w:t>02  9.785e</w:t>
+      </w:r>
+      <w:proofErr w:type="gramEnd"/>
+      <w:r>
+        <w:t xml:space="preserve">-02  -0.392 0.696158    </w:t>
+      </w:r>
+    </w:p>
+    <w:p>
+      <w:proofErr w:type="spellStart"/>
+      <w:r>
+        <w:t>PCS_sum_post</w:t>
+      </w:r>
+      <w:proofErr w:type="spellEnd"/>
+      <w:r>
+        <w:t xml:space="preserve">           -5.750e-</w:t>
+      </w:r>
+      <w:proofErr w:type="gramStart"/>
+      <w:r>
+        <w:t>01  9.720e</w:t>
+      </w:r>
+      <w:proofErr w:type="gramEnd"/>
+      <w:r>
+        <w:t>-02  -5.916 1.62e-07 ***</w:t>
+      </w:r>
+    </w:p>
+    <w:p>
+      <w:proofErr w:type="spellStart"/>
+      <w:r>
+        <w:t>ROM_flex_post</w:t>
+      </w:r>
+      <w:proofErr w:type="spellEnd"/>
+      <w:r>
+        <w:t xml:space="preserve">          -4.130e-</w:t>
+      </w:r>
+      <w:proofErr w:type="gramStart"/>
+      <w:r>
+        <w:t>03  1.108e</w:t>
+      </w:r>
+      <w:proofErr w:type="gramEnd"/>
+      <w:r>
+        <w:t xml:space="preserve">-01  -0.037 0.970397    </w:t>
+      </w:r>
+    </w:p>
+    <w:p>
+      <w:proofErr w:type="spellStart"/>
+      <w:r>
+        <w:t>TUG_post</w:t>
+      </w:r>
+      <w:proofErr w:type="spellEnd"/>
+      <w:r>
+        <w:t xml:space="preserve">               -3.696e-</w:t>
+      </w:r>
+      <w:proofErr w:type="gramStart"/>
+      <w:r>
+        <w:t>01  9.945e</w:t>
+      </w:r>
+      <w:proofErr w:type="gramEnd"/>
+      <w:r>
+        <w:t>-02  -3.716 0.000441 ***</w:t>
+      </w:r>
+    </w:p>
+    <w:p>
+      <w:r>
+        <w:t>---</w:t>
+      </w:r>
+    </w:p>
+    <w:p>
+      <w:proofErr w:type="spellStart"/>
+      <w:r>
+        <w:t>Signif</w:t>
+      </w:r>
+      <w:proofErr w:type="spellEnd"/>
+      <w:r>
+        <w:t xml:space="preserve">. codes:  0 ‘***’ 0.001 ‘**’ 0.01 ‘*’ 0.05 ‘.’ 0.1 </w:t>
+      </w:r>
+      <w:proofErr w:type="gramStart"/>
+      <w:r>
+        <w:t>‘ ’</w:t>
+      </w:r>
+      <w:proofErr w:type="gramEnd"/>
+      <w:r>
+        <w:t xml:space="preserve"> 1</w:t>
+      </w:r>
+    </w:p>
+    <w:p/>
+    <w:p>
+      <w:r>
+        <w:t>Residual standard error: 0.7126 on 61 degrees of freedom</w:t>
+      </w:r>
+    </w:p>
+    <w:p>
+      <w:r>
+        <w:t xml:space="preserve">Multiple R-squared:  0.5445,    Adjusted R-squared:  0.4922 </w:t>
+      </w:r>
+    </w:p>
+    <w:p>
+      <w:r>
+        <w:t xml:space="preserve">F-statistic: 10.42 on 7 and 61 </w:t>
+      </w:r>
+      <w:proofErr w:type="gramStart"/>
+      <w:r>
+        <w:t>DF,  p</w:t>
+      </w:r>
+      <w:proofErr w:type="gramEnd"/>
+      <w:r>
+        <w:t>-value: 1.595e-08</w:t>
+      </w:r>
+    </w:p>
+    <w:p/>
+    <w:p>
+      <w:r>
+        <w:t xml:space="preserve">                             2.5 %     97.5 %</w:t>
+      </w:r>
+    </w:p>
+    <w:p>
+      <w:r>
+        <w:t>(</w:t>
+      </w:r>
+      <w:proofErr w:type="gramStart"/>
+      <w:r>
+        <w:t xml:space="preserve">Intercept)   </w:t>
+      </w:r>
+      <w:proofErr w:type="gramEnd"/>
+      <w:r>
+        <w:t xml:space="preserve">         -0.17154027  0.1715403</w:t>
+      </w:r>
+    </w:p>
+    <w:p>
+      <w:r>
+        <w:t>`年齢（歳）`            0.05890727  0.4507042</w:t>
+      </w:r>
+    </w:p>
+    <w:p>
+      <w:r>
+        <w:t>sex                    -0.</w:t>
+      </w:r>
+      <w:proofErr w:type="gramStart"/>
+      <w:r>
+        <w:t>18890849  0.2141559</w:t>
+      </w:r>
+      <w:proofErr w:type="gramEnd"/>
+    </w:p>
+    <w:p>
+      <w:r>
+        <w:t>BMI                    -0.</w:t>
+      </w:r>
+      <w:proofErr w:type="gramStart"/>
+      <w:r>
+        <w:t>14558268  0.2532798</w:t>
+      </w:r>
+      <w:proofErr w:type="gramEnd"/>
+    </w:p>
+    <w:p>
+      <w:r>
+        <w:t>`</w:t>
+      </w:r>
+      <w:proofErr w:type="spellStart"/>
+      <w:r>
+        <w:t>affected_post%weight</w:t>
+      </w:r>
+      <w:proofErr w:type="spellEnd"/>
+      <w:r>
+        <w:t>` -0.</w:t>
+      </w:r>
+      <w:proofErr w:type="gramStart"/>
+      <w:r>
+        <w:t>23405178  0.1572678</w:t>
+      </w:r>
+      <w:proofErr w:type="gramEnd"/>
+    </w:p>
+    <w:p>
+      <w:proofErr w:type="spellStart"/>
+      <w:r>
+        <w:t>PCS_sum_post</w:t>
+      </w:r>
+      <w:proofErr w:type="spellEnd"/>
+      <w:r>
+        <w:t xml:space="preserve">           -0.76938321 -0.3806429</w:t>
+      </w:r>
+    </w:p>
+    <w:p>
+      <w:proofErr w:type="spellStart"/>
+      <w:r>
+        <w:t>ROM_flex_post</w:t>
+      </w:r>
+      <w:proofErr w:type="spellEnd"/>
+      <w:r>
+        <w:t xml:space="preserve">          -0.</w:t>
+      </w:r>
+      <w:proofErr w:type="gramStart"/>
+      <w:r>
+        <w:t>22574639  0.2174867</w:t>
+      </w:r>
+      <w:proofErr w:type="gramEnd"/>
+    </w:p>
+    <w:p>
+      <w:proofErr w:type="spellStart"/>
+      <w:r>
+        <w:t>TUG_post</w:t>
+      </w:r>
+      <w:proofErr w:type="spellEnd"/>
+      <w:r>
+        <w:t xml:space="preserve">               -0.56846248 -0.1707255</w:t>
+      </w:r>
+    </w:p>
+    <w:p/>
+    <w:p/>
+    <w:p>
+      <w:r>
+        <w:t>========== 係数の比較 ==========</w:t>
+      </w:r>
+    </w:p>
+    <w:p>
+      <w:r>
+        <w:t xml:space="preserve">                                     Variable   </w:t>
+      </w:r>
+      <w:proofErr w:type="spellStart"/>
+      <w:r>
+        <w:t>Unstd_Coef</w:t>
+      </w:r>
+      <w:proofErr w:type="spellEnd"/>
+      <w:r>
+        <w:t xml:space="preserve"> </w:t>
+      </w:r>
+      <w:proofErr w:type="spellStart"/>
+      <w:r>
+        <w:t>Unstd_CI_Lower</w:t>
+      </w:r>
+      <w:proofErr w:type="spellEnd"/>
+    </w:p>
+    <w:p>
+      <w:r>
+        <w:t>(</w:t>
+      </w:r>
+      <w:proofErr w:type="gramStart"/>
+      <w:r>
+        <w:t xml:space="preserve">Intercept)   </w:t>
+      </w:r>
+      <w:proofErr w:type="gramEnd"/>
+      <w:r>
+        <w:t xml:space="preserve">                    (Intercept) 14.302755266   -23.42434464</w:t>
+      </w:r>
+    </w:p>
+    <w:p>
+      <w:r>
+        <w:t>`年齢（歳）`                     `年齢（歳）`  0.302068309     0.06983366</w:t>
+      </w:r>
+    </w:p>
+    <w:p>
+      <w:r>
+        <w:t xml:space="preserve">sex                                       </w:t>
+      </w:r>
+      <w:proofErr w:type="spellStart"/>
+      <w:proofErr w:type="gramStart"/>
+      <w:r>
+        <w:t>sex</w:t>
+      </w:r>
+      <w:proofErr w:type="spellEnd"/>
+      <w:r>
+        <w:t xml:space="preserve">  0.260349011</w:t>
+      </w:r>
+      <w:proofErr w:type="gramEnd"/>
+      <w:r>
+        <w:t xml:space="preserve">    -3.89601667</w:t>
+      </w:r>
+    </w:p>
+    <w:p>
+      <w:r>
+        <w:t xml:space="preserve">BMI                                       </w:t>
+      </w:r>
+      <w:proofErr w:type="spellStart"/>
+      <w:proofErr w:type="gramStart"/>
+      <w:r>
+        <w:t>BMI</w:t>
+      </w:r>
+      <w:proofErr w:type="spellEnd"/>
+      <w:r>
+        <w:t xml:space="preserve">  0.094207964</w:t>
+      </w:r>
+      <w:proofErr w:type="gramEnd"/>
+      <w:r>
+        <w:t xml:space="preserve">    -0.25469676</w:t>
+      </w:r>
+    </w:p>
+    <w:p>
+      <w:r>
+        <w:t>`</w:t>
+      </w:r>
+      <w:proofErr w:type="spellStart"/>
+      <w:r>
+        <w:t>affected_post%weight</w:t>
+      </w:r>
+      <w:proofErr w:type="spellEnd"/>
+      <w:r>
+        <w:t>` `</w:t>
+      </w:r>
+      <w:proofErr w:type="spellStart"/>
+      <w:r>
+        <w:t>affected_post%weight</w:t>
+      </w:r>
+      <w:proofErr w:type="spellEnd"/>
+      <w:r>
+        <w:t>` -3.693185713   -22.51502048</w:t>
+      </w:r>
+    </w:p>
+    <w:p>
+      <w:proofErr w:type="spellStart"/>
+      <w:r>
+        <w:t>PCS_sum_post</w:t>
+      </w:r>
+      <w:proofErr w:type="spellEnd"/>
+      <w:r>
+        <w:t xml:space="preserve">                     </w:t>
+      </w:r>
+      <w:proofErr w:type="spellStart"/>
+      <w:r>
+        <w:t>PCS_sum_post</w:t>
+      </w:r>
+      <w:proofErr w:type="spellEnd"/>
+      <w:r>
+        <w:t xml:space="preserve"> -0.378398414    -0.50630745</w:t>
+      </w:r>
+    </w:p>
+    <w:p>
+      <w:proofErr w:type="spellStart"/>
+      <w:r>
+        <w:t>ROM_flex_post</w:t>
+      </w:r>
+      <w:proofErr w:type="spellEnd"/>
+      <w:r>
+        <w:t xml:space="preserve">                   </w:t>
+      </w:r>
+      <w:proofErr w:type="spellStart"/>
+      <w:r>
+        <w:t>ROM_flex_post</w:t>
+      </w:r>
+      <w:proofErr w:type="spellEnd"/>
+      <w:r>
+        <w:t xml:space="preserve"> -0.004069508    -0.22244768</w:t>
+      </w:r>
+    </w:p>
+    <w:p>
+      <w:proofErr w:type="spellStart"/>
+      <w:r>
+        <w:t>TUG_post</w:t>
+      </w:r>
+      <w:proofErr w:type="spellEnd"/>
+      <w:r>
+        <w:t xml:space="preserve">                             </w:t>
+      </w:r>
+      <w:proofErr w:type="spellStart"/>
+      <w:r>
+        <w:t>TUG_post</w:t>
+      </w:r>
+      <w:proofErr w:type="spellEnd"/>
+      <w:r>
+        <w:t xml:space="preserve"> -0.556772663    -0.85635697</w:t>
+      </w:r>
+    </w:p>
+    <w:p>
+      <w:r>
+        <w:t xml:space="preserve">                       </w:t>
+      </w:r>
+      <w:proofErr w:type="spellStart"/>
+      <w:r>
+        <w:t>Unstd_CI_Upper</w:t>
+      </w:r>
+      <w:proofErr w:type="spellEnd"/>
+      <w:r>
+        <w:t xml:space="preserve">      </w:t>
+      </w:r>
+      <w:proofErr w:type="spellStart"/>
+      <w:r>
+        <w:t>Std_Coef</w:t>
+      </w:r>
+      <w:proofErr w:type="spellEnd"/>
+      <w:r>
+        <w:t xml:space="preserve"> </w:t>
+      </w:r>
+      <w:proofErr w:type="spellStart"/>
+      <w:r>
+        <w:t>Std_CI_Lower</w:t>
+      </w:r>
+      <w:proofErr w:type="spellEnd"/>
+      <w:r>
+        <w:t xml:space="preserve"> </w:t>
+      </w:r>
+      <w:proofErr w:type="spellStart"/>
+      <w:r>
+        <w:t>Std_CI_Upper</w:t>
+      </w:r>
+      <w:proofErr w:type="spellEnd"/>
+    </w:p>
+    <w:p>
+      <w:r>
+        <w:t>(</w:t>
+      </w:r>
+      <w:proofErr w:type="gramStart"/>
+      <w:r>
+        <w:t xml:space="preserve">Intercept)   </w:t>
+      </w:r>
+      <w:proofErr w:type="gramEnd"/>
+      <w:r>
+        <w:t xml:space="preserve">             52.0298552 -4.551382e-16  -0.17154027    0.1715403</w:t>
+      </w:r>
+    </w:p>
+    <w:p>
+      <w:r>
+        <w:t>`年齢（歳）`                0.5343030  2.548057e-01   0.05890727    0.4507042</w:t>
+      </w:r>
+    </w:p>
+    <w:p>
+      <w:r>
+        <w:t xml:space="preserve">sex                         </w:t>
+      </w:r>
+      <w:proofErr w:type="gramStart"/>
+      <w:r>
+        <w:t>4.4167147  1.262370e</w:t>
+      </w:r>
+      <w:proofErr w:type="gramEnd"/>
+      <w:r>
+        <w:t>-02  -0.18890849    0.2141559</w:t>
+      </w:r>
+    </w:p>
+    <w:p>
+      <w:r>
+        <w:t xml:space="preserve">BMI                         </w:t>
+      </w:r>
+      <w:proofErr w:type="gramStart"/>
+      <w:r>
+        <w:t>0.4431127  5.384854e</w:t>
+      </w:r>
+      <w:proofErr w:type="gramEnd"/>
+      <w:r>
+        <w:t>-02  -0.14558268    0.2532798</w:t>
+      </w:r>
+    </w:p>
+    <w:p>
+      <w:r>
+        <w:t>`</w:t>
+      </w:r>
+      <w:proofErr w:type="spellStart"/>
+      <w:r>
+        <w:t>affected_post%weight</w:t>
+      </w:r>
+      <w:proofErr w:type="spellEnd"/>
+      <w:r>
+        <w:t>`     15.1286491 -3.839200e-</w:t>
+      </w:r>
+      <w:proofErr w:type="gramStart"/>
+      <w:r>
+        <w:t>02  -</w:t>
+      </w:r>
+      <w:proofErr w:type="gramEnd"/>
+      <w:r>
+        <w:t>0.23405178    0.1572678</w:t>
+      </w:r>
+    </w:p>
+    <w:p>
+      <w:proofErr w:type="spellStart"/>
+      <w:r>
+        <w:t>PCS_sum_post</w:t>
+      </w:r>
+      <w:proofErr w:type="spellEnd"/>
+      <w:r>
+        <w:t xml:space="preserve">               -0.2504894 -5.750130e-</w:t>
+      </w:r>
+      <w:proofErr w:type="gramStart"/>
+      <w:r>
+        <w:t>01  -</w:t>
+      </w:r>
+      <w:proofErr w:type="gramEnd"/>
+      <w:r>
+        <w:t>0.76938321   -0.3806429</w:t>
+      </w:r>
+    </w:p>
+    <w:p>
+      <w:proofErr w:type="spellStart"/>
+      <w:r>
+        <w:t>ROM_flex_post</w:t>
+      </w:r>
+      <w:proofErr w:type="spellEnd"/>
+      <w:r>
+        <w:t xml:space="preserve">               0.2143087 -4.129855e-</w:t>
+      </w:r>
+      <w:proofErr w:type="gramStart"/>
+      <w:r>
+        <w:t>03  -</w:t>
+      </w:r>
+      <w:proofErr w:type="gramEnd"/>
+      <w:r>
+        <w:t>0.22574639    0.2174867</w:t>
+      </w:r>
+    </w:p>
+    <w:p>
+      <w:proofErr w:type="spellStart"/>
+      <w:r>
+        <w:t>TUG_post</w:t>
+      </w:r>
+      <w:proofErr w:type="spellEnd"/>
+      <w:r>
+        <w:t xml:space="preserve">                   -0.2571884 -3.695940e-</w:t>
+      </w:r>
+      <w:proofErr w:type="gramStart"/>
+      <w:r>
+        <w:t>01  -</w:t>
+      </w:r>
+      <w:proofErr w:type="gramEnd"/>
+      <w:r>
+        <w:t>0.56846248   -0.1707255</w:t>
+      </w:r>
+    </w:p>
+    <w:p/>
+    <w:p/>
+    <w:p/>
+    <w:p/>
+    <w:p/>
+    <w:p/>
+    <w:p/>
+    <w:p/>
+    <w:p/>
+    <w:p/>
+    <w:p/>
+    <w:p/>
+    <w:p/>
+    <w:p/>
+    <w:p/>
+    <w:p/>
+    <w:p>
+      <w:pPr>
+        <w:rPr>
+          <w:rFonts w:hint="eastAsia"/>
+        </w:rPr>
+      </w:pPr>
+      <w:r>
+        <w:lastRenderedPageBreak/>
+        <w:t>========== 標準化係数 ==========</w:t>
+      </w:r>
+      <w:r>
+        <w:rPr>
+          <w:rFonts w:hint="eastAsia"/>
+        </w:rPr>
+        <w:t xml:space="preserve">　3</w:t>
+      </w:r>
+      <w:r>
+        <w:t>/25</w:t>
+      </w:r>
+    </w:p>
+    <w:p/>
+    <w:p>
+      <w:pPr>
+        <w:rPr>
+          <w:rFonts w:hint="eastAsia"/>
+        </w:rPr>
+      </w:pPr>
+      <w:proofErr w:type="spellStart"/>
+      <w:r>
+        <w:t>Call:</w:t>
+      </w:r>
+      <w:r>
+        <w:t>activity</w:t>
+      </w:r>
+      <w:proofErr w:type="spellEnd"/>
+      <w:r>
+        <w:t xml:space="preserve"> </w:t>
+      </w:r>
+      <w:proofErr w:type="spellStart"/>
+      <w:r>
+        <w:t>PCS_post</w:t>
+      </w:r>
+      <w:proofErr w:type="spellEnd"/>
+      <w:r>
+        <w:t xml:space="preserve"> </w:t>
+      </w:r>
+      <w:r>
+        <w:rPr>
+          <w:rFonts w:hint="eastAsia"/>
+        </w:rPr>
+        <w:t>TUGあり　標準化係数</w:t>
+      </w:r>
+    </w:p>
+    <w:p>
+      <w:proofErr w:type="spellStart"/>
+      <w:proofErr w:type="gramStart"/>
+      <w:r>
+        <w:t>lm</w:t>
+      </w:r>
+      <w:proofErr w:type="spellEnd"/>
+      <w:r>
+        <w:t>(</w:t>
+      </w:r>
+      <w:proofErr w:type="gramEnd"/>
+      <w:r>
+        <w:t xml:space="preserve">formula = </w:t>
+      </w:r>
+      <w:proofErr w:type="spellStart"/>
+      <w:r>
+        <w:t>fmla</w:t>
+      </w:r>
+      <w:proofErr w:type="spellEnd"/>
+      <w:r>
+        <w:t>, data = df2_std)</w:t>
+      </w:r>
+    </w:p>
+    <w:p/>
+    <w:p>
+      <w:r>
+        <w:t>Residuals:</w:t>
+      </w:r>
+    </w:p>
+    <w:p>
+      <w:r>
+        <w:t xml:space="preserve">     Min       1Q   Median       3Q      Max </w:t>
+      </w:r>
+    </w:p>
+    <w:p>
+      <w:r>
+        <w:t>-2.03061 -0.</w:t>
+      </w:r>
+      <w:proofErr w:type="gramStart"/>
+      <w:r>
+        <w:t>39088  0.06152</w:t>
+      </w:r>
+      <w:proofErr w:type="gramEnd"/>
+      <w:r>
+        <w:t xml:space="preserve">  0.54794  1.44442 </w:t>
+      </w:r>
+    </w:p>
+    <w:p/>
+    <w:p>
+      <w:r>
+        <w:t>Coefficients:</w:t>
+      </w:r>
+    </w:p>
+    <w:p>
+      <w:r>
+        <w:t xml:space="preserve">                         Estimate Std. Error t value </w:t>
+      </w:r>
+      <w:proofErr w:type="spellStart"/>
+      <w:r>
+        <w:t>Pr</w:t>
+      </w:r>
+      <w:proofErr w:type="spellEnd"/>
+      <w:r>
+        <w:t xml:space="preserve">(&gt;|t|)    </w:t>
+      </w:r>
+    </w:p>
+    <w:p>
+      <w:r>
+        <w:t>(</w:t>
+      </w:r>
+      <w:proofErr w:type="gramStart"/>
+      <w:r>
+        <w:t xml:space="preserve">Intercept)   </w:t>
+      </w:r>
+      <w:proofErr w:type="gramEnd"/>
+      <w:r>
+        <w:t xml:space="preserve">          3.067e-16  9.759e-02   0.000 1.000000    </w:t>
+      </w:r>
+    </w:p>
+    <w:p>
+      <w:r>
+        <w:t xml:space="preserve">`年齢（歳）`           -1.311e-01  1.115e-01  -1.176 0.244095    </w:t>
+      </w:r>
+    </w:p>
+    <w:p>
+      <w:r>
+        <w:t>sex                    -7.906e-</w:t>
+      </w:r>
+      <w:proofErr w:type="gramStart"/>
+      <w:r>
+        <w:t>02  1.147e</w:t>
+      </w:r>
+      <w:proofErr w:type="gramEnd"/>
+      <w:r>
+        <w:t xml:space="preserve">-01  -0.690 0.493102    </w:t>
+      </w:r>
+    </w:p>
+    <w:p>
+      <w:r>
+        <w:t>BMI                    -1.558e-</w:t>
+      </w:r>
+      <w:proofErr w:type="gramStart"/>
+      <w:r>
+        <w:t>01  1.135e</w:t>
+      </w:r>
+      <w:proofErr w:type="gramEnd"/>
+      <w:r>
+        <w:t xml:space="preserve">-01  -1.373 0.174730    </w:t>
+      </w:r>
+    </w:p>
+    <w:p>
+      <w:r>
+        <w:t>`</w:t>
+      </w:r>
+      <w:proofErr w:type="spellStart"/>
+      <w:r>
+        <w:t>affected_post%weight</w:t>
+      </w:r>
+      <w:proofErr w:type="spellEnd"/>
+      <w:proofErr w:type="gramStart"/>
+      <w:r>
+        <w:t>`  1.203e</w:t>
+      </w:r>
+      <w:proofErr w:type="gramEnd"/>
+      <w:r>
+        <w:t xml:space="preserve">-01  1.113e-01   1.081 0.284046    </w:t>
+      </w:r>
+    </w:p>
+    <w:p>
+      <w:proofErr w:type="spellStart"/>
+      <w:r>
+        <w:t>PCS_sum_post</w:t>
+      </w:r>
+      <w:proofErr w:type="spellEnd"/>
+      <w:r>
+        <w:t xml:space="preserve">           -3.136e-</w:t>
+      </w:r>
+      <w:proofErr w:type="gramStart"/>
+      <w:r>
+        <w:t>01  1.106e</w:t>
+      </w:r>
+      <w:proofErr w:type="gramEnd"/>
+      <w:r>
+        <w:t xml:space="preserve">-01  -2.836 0.006184 ** </w:t>
+      </w:r>
+    </w:p>
+    <w:p>
+      <w:proofErr w:type="spellStart"/>
+      <w:r>
+        <w:t>ROM_flex_post</w:t>
+      </w:r>
+      <w:proofErr w:type="spellEnd"/>
+      <w:r>
+        <w:t xml:space="preserve">           6.827e-</w:t>
+      </w:r>
+      <w:proofErr w:type="gramStart"/>
+      <w:r>
+        <w:t>03  1.261e</w:t>
+      </w:r>
+      <w:proofErr w:type="gramEnd"/>
+      <w:r>
+        <w:t xml:space="preserve">-01   0.054 0.956994    </w:t>
+      </w:r>
+    </w:p>
+    <w:p>
+      <w:proofErr w:type="spellStart"/>
+      <w:r>
+        <w:t>TUG_post</w:t>
+      </w:r>
+      <w:proofErr w:type="spellEnd"/>
+      <w:r>
+        <w:t xml:space="preserve">               -4.071e-</w:t>
+      </w:r>
+      <w:proofErr w:type="gramStart"/>
+      <w:r>
+        <w:t>01  1.131e</w:t>
+      </w:r>
+      <w:proofErr w:type="gramEnd"/>
+      <w:r>
+        <w:t>-01  -3.598 0.000644 ***</w:t>
+      </w:r>
+    </w:p>
+    <w:p>
+      <w:r>
+        <w:t>---</w:t>
+      </w:r>
+    </w:p>
+    <w:p>
+      <w:proofErr w:type="spellStart"/>
+      <w:r>
+        <w:t>Signif</w:t>
+      </w:r>
+      <w:proofErr w:type="spellEnd"/>
+      <w:r>
+        <w:t xml:space="preserve">. codes:  0 ‘***’ 0.001 ‘**’ 0.01 ‘*’ 0.05 ‘.’ 0.1 </w:t>
+      </w:r>
+      <w:proofErr w:type="gramStart"/>
+      <w:r>
+        <w:t>‘ ’</w:t>
+      </w:r>
+      <w:proofErr w:type="gramEnd"/>
+      <w:r>
+        <w:t xml:space="preserve"> 1</w:t>
+      </w:r>
+    </w:p>
+    <w:p/>
+    <w:p>
+      <w:r>
+        <w:t>Residual standard error: 0.8107 on 61 degrees of freedom</w:t>
+      </w:r>
+    </w:p>
+    <w:p>
+      <w:r>
+        <w:t xml:space="preserve">Multiple R-squared:  0.4105,    Adjusted R-squared:  0.3428 </w:t>
+      </w:r>
+    </w:p>
+    <w:p>
+      <w:r>
+        <w:t xml:space="preserve">F-statistic: 6.067 on 7 and 61 </w:t>
+      </w:r>
+      <w:proofErr w:type="gramStart"/>
+      <w:r>
+        <w:t>DF,  p</w:t>
+      </w:r>
+      <w:proofErr w:type="gramEnd"/>
+      <w:r>
+        <w:t>-value: 2.154e-05</w:t>
+      </w:r>
+    </w:p>
+    <w:p/>
+    <w:p>
+      <w:r>
+        <w:t xml:space="preserve">                            2.5 %      97.5 %</w:t>
+      </w:r>
+    </w:p>
+    <w:p>
+      <w:r>
+        <w:t>(</w:t>
+      </w:r>
+      <w:proofErr w:type="gramStart"/>
+      <w:r>
+        <w:t xml:space="preserve">Intercept)   </w:t>
+      </w:r>
+      <w:proofErr w:type="gramEnd"/>
+      <w:r>
+        <w:t xml:space="preserve">         -0.1951502  0.19515019</w:t>
+      </w:r>
+    </w:p>
+    <w:p>
+      <w:r>
+        <w:t>`年齢（歳）`           -0.3539472  0.09177470</w:t>
+      </w:r>
+    </w:p>
+    <w:p>
+      <w:r>
+        <w:t>sex                    -0.</w:t>
+      </w:r>
+      <w:proofErr w:type="gramStart"/>
+      <w:r>
+        <w:t>3083298  0.15021033</w:t>
+      </w:r>
+      <w:proofErr w:type="gramEnd"/>
+    </w:p>
+    <w:p>
+      <w:r>
+        <w:t>BMI                    -0.</w:t>
+      </w:r>
+      <w:proofErr w:type="gramStart"/>
+      <w:r>
+        <w:t>3826800  0.07107980</w:t>
+      </w:r>
+      <w:proofErr w:type="gramEnd"/>
+    </w:p>
+    <w:p>
+      <w:r>
+        <w:t>`</w:t>
+      </w:r>
+      <w:proofErr w:type="spellStart"/>
+      <w:r>
+        <w:t>affected_post%weight</w:t>
+      </w:r>
+      <w:proofErr w:type="spellEnd"/>
+      <w:r>
+        <w:t>` -0.</w:t>
+      </w:r>
+      <w:proofErr w:type="gramStart"/>
+      <w:r>
+        <w:t>1022809  0.34289790</w:t>
+      </w:r>
+      <w:proofErr w:type="gramEnd"/>
+    </w:p>
+    <w:p>
+      <w:proofErr w:type="spellStart"/>
+      <w:r>
+        <w:t>PCS_sum_post</w:t>
+      </w:r>
+      <w:proofErr w:type="spellEnd"/>
+      <w:r>
+        <w:t xml:space="preserve">           -0.5347721 -0.09252751</w:t>
+      </w:r>
+    </w:p>
+    <w:p>
+      <w:proofErr w:type="spellStart"/>
+      <w:r>
+        <w:t>ROM_flex_post</w:t>
+      </w:r>
+      <w:proofErr w:type="spellEnd"/>
+      <w:r>
+        <w:t xml:space="preserve">          -0.</w:t>
+      </w:r>
+      <w:proofErr w:type="gramStart"/>
+      <w:r>
+        <w:t>2452915  0.25894591</w:t>
+      </w:r>
+      <w:proofErr w:type="gramEnd"/>
+    </w:p>
+    <w:p>
+      <w:proofErr w:type="spellStart"/>
+      <w:r>
+        <w:t>TUG_post</w:t>
+      </w:r>
+      <w:proofErr w:type="spellEnd"/>
+      <w:r>
+        <w:t xml:space="preserve">               -0.6333129 -0.18083339</w:t>
+      </w:r>
+    </w:p>
+    <w:p/>
+    <w:p/>
+    <w:p>
+      <w:r>
+        <w:t>========== 係数の比較 ==========</w:t>
+      </w:r>
+    </w:p>
+    <w:p>
+      <w:r>
+        <w:t xml:space="preserve">                                     Variable   </w:t>
+      </w:r>
+      <w:proofErr w:type="spellStart"/>
+      <w:r>
+        <w:t>Unstd_Coef</w:t>
+      </w:r>
+      <w:proofErr w:type="spellEnd"/>
+      <w:r>
+        <w:t xml:space="preserve"> </w:t>
+      </w:r>
+      <w:proofErr w:type="spellStart"/>
+      <w:r>
+        <w:t>Unstd_CI_Lower</w:t>
+      </w:r>
+      <w:proofErr w:type="spellEnd"/>
+    </w:p>
+    <w:p>
+      <w:r>
+        <w:t>(</w:t>
+      </w:r>
+      <w:proofErr w:type="gramStart"/>
+      <w:r>
+        <w:t xml:space="preserve">Intercept)   </w:t>
+      </w:r>
+      <w:proofErr w:type="gramEnd"/>
+      <w:r>
+        <w:t xml:space="preserve">                    (Intercept) 117.62316690     27.3635414</w:t>
+      </w:r>
+    </w:p>
+    <w:p>
+      <w:r>
+        <w:t>`年齢（歳）`                     `年齢（歳）`  -0.32680619     -0.8824124</w:t>
+      </w:r>
+    </w:p>
+    <w:p>
+      <w:r>
+        <w:t xml:space="preserve">sex                                       </w:t>
+      </w:r>
+      <w:proofErr w:type="spellStart"/>
+      <w:proofErr w:type="gramStart"/>
+      <w:r>
+        <w:t>sex</w:t>
+      </w:r>
+      <w:proofErr w:type="spellEnd"/>
+      <w:r>
+        <w:t xml:space="preserve">  -</w:t>
+      </w:r>
+      <w:proofErr w:type="gramEnd"/>
+      <w:r>
+        <w:t>3.42895515    -13.3727889</w:t>
+      </w:r>
+    </w:p>
+    <w:p>
+      <w:r>
+        <w:t xml:space="preserve">BMI                                       </w:t>
+      </w:r>
+      <w:proofErr w:type="spellStart"/>
+      <w:proofErr w:type="gramStart"/>
+      <w:r>
+        <w:t>BMI</w:t>
+      </w:r>
+      <w:proofErr w:type="spellEnd"/>
+      <w:r>
+        <w:t xml:space="preserve">  -</w:t>
+      </w:r>
+      <w:proofErr w:type="gramEnd"/>
+      <w:r>
+        <w:t>0.57321649     -1.4079483</w:t>
+      </w:r>
+    </w:p>
+    <w:p>
+      <w:r>
+        <w:t>`</w:t>
+      </w:r>
+      <w:proofErr w:type="spellStart"/>
+      <w:r>
+        <w:t>affected_post%weight</w:t>
+      </w:r>
+      <w:proofErr w:type="spellEnd"/>
+      <w:r>
+        <w:t>` `</w:t>
+      </w:r>
+      <w:proofErr w:type="spellStart"/>
+      <w:r>
+        <w:t>affected_post%weight</w:t>
+      </w:r>
+      <w:proofErr w:type="spellEnd"/>
+      <w:proofErr w:type="gramStart"/>
+      <w:r>
+        <w:t>`  24.33850789</w:t>
+      </w:r>
+      <w:proofErr w:type="gramEnd"/>
+      <w:r>
+        <w:t xml:space="preserve">    -20.6915040</w:t>
+      </w:r>
+    </w:p>
+    <w:p>
+      <w:proofErr w:type="spellStart"/>
+      <w:r>
+        <w:t>PCS_sum_post</w:t>
+      </w:r>
+      <w:proofErr w:type="spellEnd"/>
+      <w:r>
+        <w:t xml:space="preserve">                     </w:t>
+      </w:r>
+      <w:proofErr w:type="spellStart"/>
+      <w:r>
+        <w:t>PCS_sum_</w:t>
+      </w:r>
+      <w:proofErr w:type="gramStart"/>
+      <w:r>
+        <w:t>post</w:t>
+      </w:r>
+      <w:proofErr w:type="spellEnd"/>
+      <w:r>
+        <w:t xml:space="preserve">  -</w:t>
+      </w:r>
+      <w:proofErr w:type="gramEnd"/>
+      <w:r>
+        <w:t>0.43406404     -0.7400781</w:t>
+      </w:r>
+    </w:p>
+    <w:p>
+      <w:proofErr w:type="spellStart"/>
+      <w:r>
+        <w:t>ROM_flex_post</w:t>
+      </w:r>
+      <w:proofErr w:type="spellEnd"/>
+      <w:r>
+        <w:t xml:space="preserve">                   </w:t>
+      </w:r>
+      <w:proofErr w:type="spellStart"/>
+      <w:r>
+        <w:t>ROM_flex_post</w:t>
+      </w:r>
+      <w:proofErr w:type="spellEnd"/>
+      <w:r>
+        <w:t xml:space="preserve">   0.01414776     -0.5083078</w:t>
+      </w:r>
+    </w:p>
+    <w:p>
+      <w:proofErr w:type="spellStart"/>
+      <w:r>
+        <w:t>TUG_post</w:t>
+      </w:r>
+      <w:proofErr w:type="spellEnd"/>
+      <w:r>
+        <w:t xml:space="preserve">                             </w:t>
+      </w:r>
+      <w:proofErr w:type="spellStart"/>
+      <w:r>
+        <w:t>TUG_</w:t>
+      </w:r>
+      <w:proofErr w:type="gramStart"/>
+      <w:r>
+        <w:t>post</w:t>
+      </w:r>
+      <w:proofErr w:type="spellEnd"/>
+      <w:r>
+        <w:t xml:space="preserve">  -</w:t>
+      </w:r>
+      <w:proofErr w:type="gramEnd"/>
+      <w:r>
+        <w:t>1.28962276     -2.0063587</w:t>
+      </w:r>
+    </w:p>
+    <w:p>
+      <w:r>
+        <w:t xml:space="preserve">                       </w:t>
+      </w:r>
+      <w:proofErr w:type="spellStart"/>
+      <w:r>
+        <w:t>Unstd_CI_Upper</w:t>
+      </w:r>
+      <w:proofErr w:type="spellEnd"/>
+      <w:r>
+        <w:t xml:space="preserve">      </w:t>
+      </w:r>
+      <w:proofErr w:type="spellStart"/>
+      <w:r>
+        <w:t>Std_Coef</w:t>
+      </w:r>
+      <w:proofErr w:type="spellEnd"/>
+      <w:r>
+        <w:t xml:space="preserve"> </w:t>
+      </w:r>
+      <w:proofErr w:type="spellStart"/>
+      <w:r>
+        <w:t>Std_CI_Lower</w:t>
+      </w:r>
+      <w:proofErr w:type="spellEnd"/>
+      <w:r>
+        <w:t xml:space="preserve"> </w:t>
+      </w:r>
+      <w:proofErr w:type="spellStart"/>
+      <w:r>
+        <w:t>Std_CI_Upper</w:t>
+      </w:r>
+      <w:proofErr w:type="spellEnd"/>
+    </w:p>
+    <w:p>
+      <w:r>
+        <w:t>(</w:t>
+      </w:r>
+      <w:proofErr w:type="gramStart"/>
+      <w:r>
+        <w:t xml:space="preserve">Intercept)   </w:t>
+      </w:r>
+      <w:proofErr w:type="gramEnd"/>
+      <w:r>
+        <w:t xml:space="preserve">            207.8827924  3.066698e-16   -0.1951502   0.19515019</w:t>
+      </w:r>
+    </w:p>
+    <w:p>
+      <w:r>
+        <w:t>`年齢（歳）`                0.2288001 -1.310862e-01   -0.3539472   0.09177470</w:t>
+      </w:r>
+    </w:p>
+    <w:p>
+      <w:r>
+        <w:t>sex                         6.5148786 -7.905972e-02   -0.3083298   0.15021033</w:t>
+      </w:r>
+    </w:p>
+    <w:p>
+      <w:r>
+        <w:t>BMI                         0.2615153 -1.558001e-01   -0.3826800   0.07107980</w:t>
+      </w:r>
+    </w:p>
+    <w:p>
+      <w:r>
+        <w:t>`</w:t>
+      </w:r>
+      <w:proofErr w:type="spellStart"/>
+      <w:r>
+        <w:t>affected_post%weight</w:t>
+      </w:r>
+      <w:proofErr w:type="spellEnd"/>
+      <w:r>
+        <w:t xml:space="preserve">`     </w:t>
+      </w:r>
+      <w:proofErr w:type="gramStart"/>
+      <w:r>
+        <w:t>69.3685198  1.203085e</w:t>
+      </w:r>
+      <w:proofErr w:type="gramEnd"/>
+      <w:r>
+        <w:t>-01   -0.1022809   0.34289790</w:t>
+      </w:r>
+    </w:p>
+    <w:p>
+      <w:proofErr w:type="spellStart"/>
+      <w:r>
+        <w:t>PCS_sum_post</w:t>
+      </w:r>
+      <w:proofErr w:type="spellEnd"/>
+      <w:r>
+        <w:t xml:space="preserve">               -0.1280500 -3.136498e-01   -0.</w:t>
+      </w:r>
+      <w:proofErr w:type="gramStart"/>
+      <w:r>
+        <w:t>5347721  -</w:t>
+      </w:r>
+      <w:proofErr w:type="gramEnd"/>
+      <w:r>
+        <w:t>0.09252751</w:t>
+      </w:r>
+    </w:p>
+    <w:p>
+      <w:proofErr w:type="spellStart"/>
+      <w:r>
+        <w:t>ROM_flex_post</w:t>
+      </w:r>
+      <w:proofErr w:type="spellEnd"/>
+      <w:r>
+        <w:t xml:space="preserve">               </w:t>
+      </w:r>
+      <w:proofErr w:type="gramStart"/>
+      <w:r>
+        <w:t>0.5366033  6.827213e</w:t>
+      </w:r>
+      <w:proofErr w:type="gramEnd"/>
+      <w:r>
+        <w:t>-03   -0.2452915   0.25894591</w:t>
+      </w:r>
+    </w:p>
+    <w:p>
+      <w:pPr>
+        <w:rPr>
+          <w:rFonts w:hint="eastAsia"/>
+        </w:rPr>
+      </w:pPr>
+      <w:proofErr w:type="spellStart"/>
+      <w:r>
+        <w:t>TUG_post</w:t>
+      </w:r>
+      <w:proofErr w:type="spellEnd"/>
+      <w:r>
+        <w:t xml:space="preserve">                   -0.5728869 -4.070731e-01   -0.</w:t>
+      </w:r>
+      <w:proofErr w:type="gramStart"/>
+      <w:r>
+        <w:t>6333129  -</w:t>
+      </w:r>
+      <w:proofErr w:type="gramEnd"/>
+      <w:r>
+        <w:t>0.18083339</w:t>
       </w:r>
     </w:p>
     <w:sectPr>
